--- a/docs/instrucciones_categorizacion_emocional.docx
+++ b/docs/instrucciones_categorizacion_emocional.docx
@@ -1,6 +1,6 @@
 
 <file path=word/document.xml><?xml version="1.0" encoding="utf-8"?>
-<w:document xmlns:wpc="http://schemas.microsoft.com/office/word/2010/wordprocessingCanvas" xmlns:cx="http://schemas.microsoft.com/office/drawing/2014/chartex" xmlns:cx1="http://schemas.microsoft.com/office/drawing/2015/9/8/chartex" xmlns:cx2="http://schemas.microsoft.com/office/drawing/2015/10/21/chartex" xmlns:cx3="http://schemas.microsoft.com/office/drawing/2016/5/9/chartex" xmlns:cx4="http://schemas.microsoft.com/office/drawing/2016/5/10/chartex" xmlns:cx5="http://schemas.microsoft.com/office/drawing/2016/5/11/chartex" xmlns:cx6="http://schemas.microsoft.com/office/drawing/2016/5/12/chartex" xmlns:cx7="http://schemas.microsoft.com/office/drawing/2016/5/13/chartex" xmlns:cx8="http://schemas.microsoft.com/office/drawing/2016/5/14/chartex" xmlns:mc="http://schemas.openxmlformats.org/markup-compatibility/2006" xmlns:aink="http://schemas.microsoft.com/office/drawing/2016/ink" xmlns:am3d="http://schemas.microsoft.com/office/drawing/2017/model3d" xmlns:o="urn:schemas-microsoft-com:office:office" xmlns:oel="http://schemas.microsoft.com/office/2019/extlst" xmlns:r="http://schemas.openxmlformats.org/officeDocument/2006/relationships" xmlns:m="http://schemas.openxmlformats.org/officeDocument/2006/math" xmlns:v="urn:schemas-microsoft-com:vml" xmlns:wp14="http://schemas.microsoft.com/office/word/2010/wordprocessingDrawing" xmlns:wp="http://schemas.openxmlformats.org/drawingml/2006/wordprocessingDrawing" xmlns:w10="urn:schemas-microsoft-com:office:word" xmlns:w="http://schemas.openxmlformats.org/wordprocessingml/2006/main" xmlns:w14="http://schemas.microsoft.com/office/word/2010/wordml" xmlns:w15="http://schemas.microsoft.com/office/word/2012/wordml" xmlns:w16cex="http://schemas.microsoft.com/office/word/2018/wordml/cex" xmlns:w16cid="http://schemas.microsoft.com/office/word/2016/wordml/cid" xmlns:w16="http://schemas.microsoft.com/office/word/2018/wordml" xmlns:w16sdtdh="http://schemas.microsoft.com/office/word/2020/wordml/sdtdatahash" xmlns:w16se="http://schemas.microsoft.com/office/word/2015/wordml/symex" xmlns:wpg="http://schemas.microsoft.com/office/word/2010/wordprocessingGroup" xmlns:wpi="http://schemas.microsoft.com/office/word/2010/wordprocessingInk" xmlns:wne="http://schemas.microsoft.com/office/word/2006/wordml" xmlns:wps="http://schemas.microsoft.com/office/word/2010/wordprocessingShape" mc:Ignorable="w14 w15 w16se w16cid w16 w16cex w16sdtdh wp14">
+<w:document xmlns:wpc="http://schemas.microsoft.com/office/word/2010/wordprocessingCanvas" xmlns:cx="http://schemas.microsoft.com/office/drawing/2014/chartex" xmlns:cx1="http://schemas.microsoft.com/office/drawing/2015/9/8/chartex" xmlns:cx2="http://schemas.microsoft.com/office/drawing/2015/10/21/chartex" xmlns:cx3="http://schemas.microsoft.com/office/drawing/2016/5/9/chartex" xmlns:cx4="http://schemas.microsoft.com/office/drawing/2016/5/10/chartex" xmlns:cx5="http://schemas.microsoft.com/office/drawing/2016/5/11/chartex" xmlns:cx6="http://schemas.microsoft.com/office/drawing/2016/5/12/chartex" xmlns:cx7="http://schemas.microsoft.com/office/drawing/2016/5/13/chartex" xmlns:cx8="http://schemas.microsoft.com/office/drawing/2016/5/14/chartex" xmlns:mc="http://schemas.openxmlformats.org/markup-compatibility/2006" xmlns:aink="http://schemas.microsoft.com/office/drawing/2016/ink" xmlns:am3d="http://schemas.microsoft.com/office/drawing/2017/model3d" xmlns:o="urn:schemas-microsoft-com:office:office" xmlns:oel="http://schemas.microsoft.com/office/2019/extlst" xmlns:r="http://schemas.openxmlformats.org/officeDocument/2006/relationships" xmlns:m="http://schemas.openxmlformats.org/officeDocument/2006/math" xmlns:v="urn:schemas-microsoft-com:vml" xmlns:wp14="http://schemas.microsoft.com/office/word/2010/wordprocessingDrawing" xmlns:wp="http://schemas.openxmlformats.org/drawingml/2006/wordprocessingDrawing" xmlns:w10="urn:schemas-microsoft-com:office:word" xmlns:w="http://schemas.openxmlformats.org/wordprocessingml/2006/main" xmlns:w14="http://schemas.microsoft.com/office/word/2010/wordml" xmlns:w15="http://schemas.microsoft.com/office/word/2012/wordml" xmlns:w16cex="http://schemas.microsoft.com/office/word/2018/wordml/cex" xmlns:w16cid="http://schemas.microsoft.com/office/word/2016/wordml/cid" xmlns:w16="http://schemas.microsoft.com/office/word/2018/wordml" xmlns:w16du="http://schemas.microsoft.com/office/word/2023/wordml/word16du" xmlns:w16sdtdh="http://schemas.microsoft.com/office/word/2020/wordml/sdtdatahash" xmlns:w16sdtfl="http://schemas.microsoft.com/office/word/2024/wordml/sdtformatlock" xmlns:w16se="http://schemas.microsoft.com/office/word/2015/wordml/symex" xmlns:wpg="http://schemas.microsoft.com/office/word/2010/wordprocessingGroup" xmlns:wpi="http://schemas.microsoft.com/office/word/2010/wordprocessingInk" xmlns:wne="http://schemas.microsoft.com/office/word/2006/wordml" xmlns:wps="http://schemas.microsoft.com/office/word/2010/wordprocessingShape" mc:Ignorable="w14 w15 w16se w16cid w16 w16cex w16sdtdh w16sdtfl w16du wp14">
   <w:body>
     <w:p>
       <w:pPr>
@@ -424,7 +424,15 @@
                 <w:sz w:val="22"/>
                 <w:szCs w:val="22"/>
               </w:rPr>
-              <w:t>inicio_practica</w:t>
+              <w:t>instrucciones</w:t>
+            </w:r>
+            <w:r>
+              <w:rPr>
+                <w:color w:val="000000"/>
+                <w:sz w:val="22"/>
+                <w:szCs w:val="22"/>
+              </w:rPr>
+              <w:t>_practica</w:t>
             </w:r>
             <w:proofErr w:type="spellEnd"/>
           </w:p>
@@ -860,7 +868,15 @@
                 <w:sz w:val="22"/>
                 <w:szCs w:val="22"/>
               </w:rPr>
-              <w:t>inicio_experimental</w:t>
+              <w:t>instrucciones</w:t>
+            </w:r>
+            <w:r>
+              <w:rPr>
+                <w:color w:val="000000"/>
+                <w:sz w:val="22"/>
+                <w:szCs w:val="22"/>
+              </w:rPr>
+              <w:t>_experimental</w:t>
             </w:r>
             <w:proofErr w:type="spellEnd"/>
           </w:p>
@@ -1778,9 +1794,27 @@
           <w:color w:val="000000"/>
           <w:lang w:val="en-US"/>
         </w:rPr>
-        <w:t>inicio_practica</w:t>
+        <w:t>instrucciones</w:t>
       </w:r>
       <w:proofErr w:type="spellEnd"/>
+      <w:r>
+        <w:rPr>
+          <w:b/>
+          <w:bCs/>
+          <w:color w:val="000000"/>
+          <w:lang w:val="en-US"/>
+        </w:rPr>
+        <w:t xml:space="preserve"> </w:t>
+      </w:r>
+      <w:r>
+        <w:rPr>
+          <w:b/>
+          <w:bCs/>
+          <w:color w:val="000000"/>
+          <w:lang w:val="en-US"/>
+        </w:rPr>
+        <w:t>_practica</w:t>
+      </w:r>
     </w:p>
     <w:p>
       <w:pPr>
@@ -2359,29 +2393,7 @@
           <w:sz w:val="20"/>
           <w:szCs w:val="20"/>
         </w:rPr>
-        <w:t xml:space="preserve">Componente </w:t>
-      </w:r>
-      <w:proofErr w:type="spellStart"/>
-      <w:r>
-        <w:rPr>
-          <w:i/>
-          <w:iCs/>
-          <w:color w:val="444444"/>
-          <w:sz w:val="20"/>
-          <w:szCs w:val="20"/>
-        </w:rPr>
-        <w:t>Code</w:t>
-      </w:r>
-      <w:proofErr w:type="spellEnd"/>
-      <w:r>
-        <w:rPr>
-          <w:i/>
-          <w:iCs/>
-          <w:color w:val="444444"/>
-          <w:sz w:val="20"/>
-          <w:szCs w:val="20"/>
-        </w:rPr>
-        <w:t xml:space="preserve"> en Begin </w:t>
+        <w:t xml:space="preserve">Componente Code en Begin </w:t>
       </w:r>
       <w:proofErr w:type="spellStart"/>
       <w:r>
@@ -2953,16 +2965,30 @@
         </w:rPr>
         <w:t xml:space="preserve">6. </w:t>
       </w:r>
-      <w:proofErr w:type="spellStart"/>
       <w:r>
         <w:rPr>
           <w:b/>
           <w:bCs/>
           <w:color w:val="000000"/>
         </w:rPr>
-        <w:t>inicio_experimental</w:t>
-      </w:r>
-      <w:proofErr w:type="spellEnd"/>
+        <w:t>instrucciones</w:t>
+      </w:r>
+      <w:r>
+        <w:rPr>
+          <w:b/>
+          <w:bCs/>
+          <w:color w:val="000000"/>
+        </w:rPr>
+        <w:t xml:space="preserve"> </w:t>
+      </w:r>
+      <w:r>
+        <w:rPr>
+          <w:b/>
+          <w:bCs/>
+          <w:color w:val="000000"/>
+        </w:rPr>
+        <w:t>_experimental</w:t>
+      </w:r>
     </w:p>
     <w:p>
       <w:pPr>
@@ -3517,7 +3543,7 @@
 </file>
 
 <file path=word/endnotes.xml><?xml version="1.0" encoding="utf-8"?>
-<w:endnotes xmlns:wpc="http://schemas.microsoft.com/office/word/2010/wordprocessingCanvas" xmlns:cx="http://schemas.microsoft.com/office/drawing/2014/chartex" xmlns:cx1="http://schemas.microsoft.com/office/drawing/2015/9/8/chartex" xmlns:cx2="http://schemas.microsoft.com/office/drawing/2015/10/21/chartex" xmlns:cx3="http://schemas.microsoft.com/office/drawing/2016/5/9/chartex" xmlns:cx4="http://schemas.microsoft.com/office/drawing/2016/5/10/chartex" xmlns:cx5="http://schemas.microsoft.com/office/drawing/2016/5/11/chartex" xmlns:cx6="http://schemas.microsoft.com/office/drawing/2016/5/12/chartex" xmlns:cx7="http://schemas.microsoft.com/office/drawing/2016/5/13/chartex" xmlns:cx8="http://schemas.microsoft.com/office/drawing/2016/5/14/chartex" xmlns:mc="http://schemas.openxmlformats.org/markup-compatibility/2006" xmlns:aink="http://schemas.microsoft.com/office/drawing/2016/ink" xmlns:am3d="http://schemas.microsoft.com/office/drawing/2017/model3d" xmlns:o="urn:schemas-microsoft-com:office:office" xmlns:oel="http://schemas.microsoft.com/office/2019/extlst" xmlns:r="http://schemas.openxmlformats.org/officeDocument/2006/relationships" xmlns:m="http://schemas.openxmlformats.org/officeDocument/2006/math" xmlns:v="urn:schemas-microsoft-com:vml" xmlns:wp14="http://schemas.microsoft.com/office/word/2010/wordprocessingDrawing" xmlns:wp="http://schemas.openxmlformats.org/drawingml/2006/wordprocessingDrawing" xmlns:w10="urn:schemas-microsoft-com:office:word" xmlns:w="http://schemas.openxmlformats.org/wordprocessingml/2006/main" xmlns:w14="http://schemas.microsoft.com/office/word/2010/wordml" xmlns:w15="http://schemas.microsoft.com/office/word/2012/wordml" xmlns:w16cex="http://schemas.microsoft.com/office/word/2018/wordml/cex" xmlns:w16cid="http://schemas.microsoft.com/office/word/2016/wordml/cid" xmlns:w16="http://schemas.microsoft.com/office/word/2018/wordml" xmlns:w16sdtdh="http://schemas.microsoft.com/office/word/2020/wordml/sdtdatahash" xmlns:w16se="http://schemas.microsoft.com/office/word/2015/wordml/symex" xmlns:wpg="http://schemas.microsoft.com/office/word/2010/wordprocessingGroup" xmlns:wpi="http://schemas.microsoft.com/office/word/2010/wordprocessingInk" xmlns:wne="http://schemas.microsoft.com/office/word/2006/wordml" xmlns:wps="http://schemas.microsoft.com/office/word/2010/wordprocessingShape" mc:Ignorable="w14 w15 w16se w16cid w16 w16cex w16sdtdh wp14">
+<w:endnotes xmlns:wpc="http://schemas.microsoft.com/office/word/2010/wordprocessingCanvas" xmlns:cx="http://schemas.microsoft.com/office/drawing/2014/chartex" xmlns:cx1="http://schemas.microsoft.com/office/drawing/2015/9/8/chartex" xmlns:cx2="http://schemas.microsoft.com/office/drawing/2015/10/21/chartex" xmlns:cx3="http://schemas.microsoft.com/office/drawing/2016/5/9/chartex" xmlns:cx4="http://schemas.microsoft.com/office/drawing/2016/5/10/chartex" xmlns:cx5="http://schemas.microsoft.com/office/drawing/2016/5/11/chartex" xmlns:cx6="http://schemas.microsoft.com/office/drawing/2016/5/12/chartex" xmlns:cx7="http://schemas.microsoft.com/office/drawing/2016/5/13/chartex" xmlns:cx8="http://schemas.microsoft.com/office/drawing/2016/5/14/chartex" xmlns:mc="http://schemas.openxmlformats.org/markup-compatibility/2006" xmlns:aink="http://schemas.microsoft.com/office/drawing/2016/ink" xmlns:am3d="http://schemas.microsoft.com/office/drawing/2017/model3d" xmlns:o="urn:schemas-microsoft-com:office:office" xmlns:oel="http://schemas.microsoft.com/office/2019/extlst" xmlns:r="http://schemas.openxmlformats.org/officeDocument/2006/relationships" xmlns:m="http://schemas.openxmlformats.org/officeDocument/2006/math" xmlns:v="urn:schemas-microsoft-com:vml" xmlns:wp14="http://schemas.microsoft.com/office/word/2010/wordprocessingDrawing" xmlns:wp="http://schemas.openxmlformats.org/drawingml/2006/wordprocessingDrawing" xmlns:w10="urn:schemas-microsoft-com:office:word" xmlns:w="http://schemas.openxmlformats.org/wordprocessingml/2006/main" xmlns:w14="http://schemas.microsoft.com/office/word/2010/wordml" xmlns:w15="http://schemas.microsoft.com/office/word/2012/wordml" xmlns:w16cex="http://schemas.microsoft.com/office/word/2018/wordml/cex" xmlns:w16cid="http://schemas.microsoft.com/office/word/2016/wordml/cid" xmlns:w16="http://schemas.microsoft.com/office/word/2018/wordml" xmlns:w16du="http://schemas.microsoft.com/office/word/2023/wordml/word16du" xmlns:w16sdtdh="http://schemas.microsoft.com/office/word/2020/wordml/sdtdatahash" xmlns:w16sdtfl="http://schemas.microsoft.com/office/word/2024/wordml/sdtformatlock" xmlns:w16se="http://schemas.microsoft.com/office/word/2015/wordml/symex" xmlns:wpg="http://schemas.microsoft.com/office/word/2010/wordprocessingGroup" xmlns:wpi="http://schemas.microsoft.com/office/word/2010/wordprocessingInk" xmlns:wne="http://schemas.microsoft.com/office/word/2006/wordml" xmlns:wps="http://schemas.microsoft.com/office/word/2010/wordprocessingShape" mc:Ignorable="w14 w15 w16se w16cid w16 w16cex w16sdtdh w16sdtfl w16du wp14">
   <w:endnote w:type="separator" w:id="-1">
     <w:p>
       <w:r>
@@ -3536,7 +3562,7 @@
 </file>
 
 <file path=word/footer1.xml><?xml version="1.0" encoding="utf-8"?>
-<w:ftr xmlns:wpc="http://schemas.microsoft.com/office/word/2010/wordprocessingCanvas" xmlns:cx="http://schemas.microsoft.com/office/drawing/2014/chartex" xmlns:cx1="http://schemas.microsoft.com/office/drawing/2015/9/8/chartex" xmlns:cx2="http://schemas.microsoft.com/office/drawing/2015/10/21/chartex" xmlns:cx3="http://schemas.microsoft.com/office/drawing/2016/5/9/chartex" xmlns:cx4="http://schemas.microsoft.com/office/drawing/2016/5/10/chartex" xmlns:cx5="http://schemas.microsoft.com/office/drawing/2016/5/11/chartex" xmlns:cx6="http://schemas.microsoft.com/office/drawing/2016/5/12/chartex" xmlns:cx7="http://schemas.microsoft.com/office/drawing/2016/5/13/chartex" xmlns:cx8="http://schemas.microsoft.com/office/drawing/2016/5/14/chartex" xmlns:mc="http://schemas.openxmlformats.org/markup-compatibility/2006" xmlns:aink="http://schemas.microsoft.com/office/drawing/2016/ink" xmlns:am3d="http://schemas.microsoft.com/office/drawing/2017/model3d" xmlns:o="urn:schemas-microsoft-com:office:office" xmlns:oel="http://schemas.microsoft.com/office/2019/extlst" xmlns:r="http://schemas.openxmlformats.org/officeDocument/2006/relationships" xmlns:m="http://schemas.openxmlformats.org/officeDocument/2006/math" xmlns:v="urn:schemas-microsoft-com:vml" xmlns:wp14="http://schemas.microsoft.com/office/word/2010/wordprocessingDrawing" xmlns:wp="http://schemas.openxmlformats.org/drawingml/2006/wordprocessingDrawing" xmlns:w10="urn:schemas-microsoft-com:office:word" xmlns:w="http://schemas.openxmlformats.org/wordprocessingml/2006/main" xmlns:w14="http://schemas.microsoft.com/office/word/2010/wordml" xmlns:w15="http://schemas.microsoft.com/office/word/2012/wordml" xmlns:w16cex="http://schemas.microsoft.com/office/word/2018/wordml/cex" xmlns:w16cid="http://schemas.microsoft.com/office/word/2016/wordml/cid" xmlns:w16="http://schemas.microsoft.com/office/word/2018/wordml" xmlns:w16sdtdh="http://schemas.microsoft.com/office/word/2020/wordml/sdtdatahash" xmlns:w16se="http://schemas.microsoft.com/office/word/2015/wordml/symex" xmlns:wpg="http://schemas.microsoft.com/office/word/2010/wordprocessingGroup" xmlns:wpi="http://schemas.microsoft.com/office/word/2010/wordprocessingInk" xmlns:wne="http://schemas.microsoft.com/office/word/2006/wordml" xmlns:wps="http://schemas.microsoft.com/office/word/2010/wordprocessingShape" mc:Ignorable="w14 w15 w16se w16cid w16 w16cex w16sdtdh wp14">
+<w:ftr xmlns:wpc="http://schemas.microsoft.com/office/word/2010/wordprocessingCanvas" xmlns:cx="http://schemas.microsoft.com/office/drawing/2014/chartex" xmlns:cx1="http://schemas.microsoft.com/office/drawing/2015/9/8/chartex" xmlns:cx2="http://schemas.microsoft.com/office/drawing/2015/10/21/chartex" xmlns:cx3="http://schemas.microsoft.com/office/drawing/2016/5/9/chartex" xmlns:cx4="http://schemas.microsoft.com/office/drawing/2016/5/10/chartex" xmlns:cx5="http://schemas.microsoft.com/office/drawing/2016/5/11/chartex" xmlns:cx6="http://schemas.microsoft.com/office/drawing/2016/5/12/chartex" xmlns:cx7="http://schemas.microsoft.com/office/drawing/2016/5/13/chartex" xmlns:cx8="http://schemas.microsoft.com/office/drawing/2016/5/14/chartex" xmlns:mc="http://schemas.openxmlformats.org/markup-compatibility/2006" xmlns:aink="http://schemas.microsoft.com/office/drawing/2016/ink" xmlns:am3d="http://schemas.microsoft.com/office/drawing/2017/model3d" xmlns:o="urn:schemas-microsoft-com:office:office" xmlns:oel="http://schemas.microsoft.com/office/2019/extlst" xmlns:r="http://schemas.openxmlformats.org/officeDocument/2006/relationships" xmlns:m="http://schemas.openxmlformats.org/officeDocument/2006/math" xmlns:v="urn:schemas-microsoft-com:vml" xmlns:wp14="http://schemas.microsoft.com/office/word/2010/wordprocessingDrawing" xmlns:wp="http://schemas.openxmlformats.org/drawingml/2006/wordprocessingDrawing" xmlns:w10="urn:schemas-microsoft-com:office:word" xmlns:w="http://schemas.openxmlformats.org/wordprocessingml/2006/main" xmlns:w14="http://schemas.microsoft.com/office/word/2010/wordml" xmlns:w15="http://schemas.microsoft.com/office/word/2012/wordml" xmlns:w16cex="http://schemas.microsoft.com/office/word/2018/wordml/cex" xmlns:w16cid="http://schemas.microsoft.com/office/word/2016/wordml/cid" xmlns:w16="http://schemas.microsoft.com/office/word/2018/wordml" xmlns:w16du="http://schemas.microsoft.com/office/word/2023/wordml/word16du" xmlns:w16sdtdh="http://schemas.microsoft.com/office/word/2020/wordml/sdtdatahash" xmlns:w16sdtfl="http://schemas.microsoft.com/office/word/2024/wordml/sdtformatlock" xmlns:w16se="http://schemas.microsoft.com/office/word/2015/wordml/symex" xmlns:wpg="http://schemas.microsoft.com/office/word/2010/wordprocessingGroup" xmlns:wpi="http://schemas.microsoft.com/office/word/2010/wordprocessingInk" xmlns:wne="http://schemas.microsoft.com/office/word/2006/wordml" xmlns:wps="http://schemas.microsoft.com/office/word/2010/wordprocessingShape" mc:Ignorable="w14 w15 w16se w16cid w16 w16cex w16sdtdh w16sdtfl w16du wp14">
   <w:p>
     <w:pPr>
       <w:jc w:val="right"/>
@@ -3587,7 +3613,7 @@
 </file>
 
 <file path=word/footnotes.xml><?xml version="1.0" encoding="utf-8"?>
-<w:footnotes xmlns:wpc="http://schemas.microsoft.com/office/word/2010/wordprocessingCanvas" xmlns:cx="http://schemas.microsoft.com/office/drawing/2014/chartex" xmlns:cx1="http://schemas.microsoft.com/office/drawing/2015/9/8/chartex" xmlns:cx2="http://schemas.microsoft.com/office/drawing/2015/10/21/chartex" xmlns:cx3="http://schemas.microsoft.com/office/drawing/2016/5/9/chartex" xmlns:cx4="http://schemas.microsoft.com/office/drawing/2016/5/10/chartex" xmlns:cx5="http://schemas.microsoft.com/office/drawing/2016/5/11/chartex" xmlns:cx6="http://schemas.microsoft.com/office/drawing/2016/5/12/chartex" xmlns:cx7="http://schemas.microsoft.com/office/drawing/2016/5/13/chartex" xmlns:cx8="http://schemas.microsoft.com/office/drawing/2016/5/14/chartex" xmlns:mc="http://schemas.openxmlformats.org/markup-compatibility/2006" xmlns:aink="http://schemas.microsoft.com/office/drawing/2016/ink" xmlns:am3d="http://schemas.microsoft.com/office/drawing/2017/model3d" xmlns:o="urn:schemas-microsoft-com:office:office" xmlns:oel="http://schemas.microsoft.com/office/2019/extlst" xmlns:r="http://schemas.openxmlformats.org/officeDocument/2006/relationships" xmlns:m="http://schemas.openxmlformats.org/officeDocument/2006/math" xmlns:v="urn:schemas-microsoft-com:vml" xmlns:wp14="http://schemas.microsoft.com/office/word/2010/wordprocessingDrawing" xmlns:wp="http://schemas.openxmlformats.org/drawingml/2006/wordprocessingDrawing" xmlns:w10="urn:schemas-microsoft-com:office:word" xmlns:w="http://schemas.openxmlformats.org/wordprocessingml/2006/main" xmlns:w14="http://schemas.microsoft.com/office/word/2010/wordml" xmlns:w15="http://schemas.microsoft.com/office/word/2012/wordml" xmlns:w16cex="http://schemas.microsoft.com/office/word/2018/wordml/cex" xmlns:w16cid="http://schemas.microsoft.com/office/word/2016/wordml/cid" xmlns:w16="http://schemas.microsoft.com/office/word/2018/wordml" xmlns:w16sdtdh="http://schemas.microsoft.com/office/word/2020/wordml/sdtdatahash" xmlns:w16se="http://schemas.microsoft.com/office/word/2015/wordml/symex" xmlns:wpg="http://schemas.microsoft.com/office/word/2010/wordprocessingGroup" xmlns:wpi="http://schemas.microsoft.com/office/word/2010/wordprocessingInk" xmlns:wne="http://schemas.microsoft.com/office/word/2006/wordml" xmlns:wps="http://schemas.microsoft.com/office/word/2010/wordprocessingShape" mc:Ignorable="w14 w15 w16se w16cid w16 w16cex w16sdtdh wp14">
+<w:footnotes xmlns:wpc="http://schemas.microsoft.com/office/word/2010/wordprocessingCanvas" xmlns:cx="http://schemas.microsoft.com/office/drawing/2014/chartex" xmlns:cx1="http://schemas.microsoft.com/office/drawing/2015/9/8/chartex" xmlns:cx2="http://schemas.microsoft.com/office/drawing/2015/10/21/chartex" xmlns:cx3="http://schemas.microsoft.com/office/drawing/2016/5/9/chartex" xmlns:cx4="http://schemas.microsoft.com/office/drawing/2016/5/10/chartex" xmlns:cx5="http://schemas.microsoft.com/office/drawing/2016/5/11/chartex" xmlns:cx6="http://schemas.microsoft.com/office/drawing/2016/5/12/chartex" xmlns:cx7="http://schemas.microsoft.com/office/drawing/2016/5/13/chartex" xmlns:cx8="http://schemas.microsoft.com/office/drawing/2016/5/14/chartex" xmlns:mc="http://schemas.openxmlformats.org/markup-compatibility/2006" xmlns:aink="http://schemas.microsoft.com/office/drawing/2016/ink" xmlns:am3d="http://schemas.microsoft.com/office/drawing/2017/model3d" xmlns:o="urn:schemas-microsoft-com:office:office" xmlns:oel="http://schemas.microsoft.com/office/2019/extlst" xmlns:r="http://schemas.openxmlformats.org/officeDocument/2006/relationships" xmlns:m="http://schemas.openxmlformats.org/officeDocument/2006/math" xmlns:v="urn:schemas-microsoft-com:vml" xmlns:wp14="http://schemas.microsoft.com/office/word/2010/wordprocessingDrawing" xmlns:wp="http://schemas.openxmlformats.org/drawingml/2006/wordprocessingDrawing" xmlns:w10="urn:schemas-microsoft-com:office:word" xmlns:w="http://schemas.openxmlformats.org/wordprocessingml/2006/main" xmlns:w14="http://schemas.microsoft.com/office/word/2010/wordml" xmlns:w15="http://schemas.microsoft.com/office/word/2012/wordml" xmlns:w16cex="http://schemas.microsoft.com/office/word/2018/wordml/cex" xmlns:w16cid="http://schemas.microsoft.com/office/word/2016/wordml/cid" xmlns:w16="http://schemas.microsoft.com/office/word/2018/wordml" xmlns:w16du="http://schemas.microsoft.com/office/word/2023/wordml/word16du" xmlns:w16sdtdh="http://schemas.microsoft.com/office/word/2020/wordml/sdtdatahash" xmlns:w16sdtfl="http://schemas.microsoft.com/office/word/2024/wordml/sdtformatlock" xmlns:w16se="http://schemas.microsoft.com/office/word/2015/wordml/symex" xmlns:wpg="http://schemas.microsoft.com/office/word/2010/wordprocessingGroup" xmlns:wpi="http://schemas.microsoft.com/office/word/2010/wordprocessingInk" xmlns:wne="http://schemas.microsoft.com/office/word/2006/wordml" xmlns:wps="http://schemas.microsoft.com/office/word/2010/wordprocessingShape" mc:Ignorable="w14 w15 w16se w16cid w16 w16cex w16sdtdh w16sdtfl w16du wp14">
   <w:footnote w:type="separator" w:id="-1">
     <w:p>
       <w:r>
@@ -3606,7 +3632,7 @@
 </file>
 
 <file path=word/numbering.xml><?xml version="1.0" encoding="utf-8"?>
-<w:numbering xmlns:wpc="http://schemas.microsoft.com/office/word/2010/wordprocessingCanvas" xmlns:cx="http://schemas.microsoft.com/office/drawing/2014/chartex" xmlns:cx1="http://schemas.microsoft.com/office/drawing/2015/9/8/chartex" xmlns:cx2="http://schemas.microsoft.com/office/drawing/2015/10/21/chartex" xmlns:cx3="http://schemas.microsoft.com/office/drawing/2016/5/9/chartex" xmlns:cx4="http://schemas.microsoft.com/office/drawing/2016/5/10/chartex" xmlns:cx5="http://schemas.microsoft.com/office/drawing/2016/5/11/chartex" xmlns:cx6="http://schemas.microsoft.com/office/drawing/2016/5/12/chartex" xmlns:cx7="http://schemas.microsoft.com/office/drawing/2016/5/13/chartex" xmlns:cx8="http://schemas.microsoft.com/office/drawing/2016/5/14/chartex" xmlns:mc="http://schemas.openxmlformats.org/markup-compatibility/2006" xmlns:aink="http://schemas.microsoft.com/office/drawing/2016/ink" xmlns:am3d="http://schemas.microsoft.com/office/drawing/2017/model3d" xmlns:o="urn:schemas-microsoft-com:office:office" xmlns:oel="http://schemas.microsoft.com/office/2019/extlst" xmlns:r="http://schemas.openxmlformats.org/officeDocument/2006/relationships" xmlns:m="http://schemas.openxmlformats.org/officeDocument/2006/math" xmlns:v="urn:schemas-microsoft-com:vml" xmlns:wp14="http://schemas.microsoft.com/office/word/2010/wordprocessingDrawing" xmlns:wp="http://schemas.openxmlformats.org/drawingml/2006/wordprocessingDrawing" xmlns:w10="urn:schemas-microsoft-com:office:word" xmlns:w="http://schemas.openxmlformats.org/wordprocessingml/2006/main" xmlns:w14="http://schemas.microsoft.com/office/word/2010/wordml" xmlns:w15="http://schemas.microsoft.com/office/word/2012/wordml" xmlns:w16cex="http://schemas.microsoft.com/office/word/2018/wordml/cex" xmlns:w16cid="http://schemas.microsoft.com/office/word/2016/wordml/cid" xmlns:w16="http://schemas.microsoft.com/office/word/2018/wordml" xmlns:w16sdtdh="http://schemas.microsoft.com/office/word/2020/wordml/sdtdatahash" xmlns:w16se="http://schemas.microsoft.com/office/word/2015/wordml/symex" xmlns:wpg="http://schemas.microsoft.com/office/word/2010/wordprocessingGroup" xmlns:wpi="http://schemas.microsoft.com/office/word/2010/wordprocessingInk" xmlns:wne="http://schemas.microsoft.com/office/word/2006/wordml" xmlns:wps="http://schemas.microsoft.com/office/word/2010/wordprocessingShape" mc:Ignorable="w14 w15 w16se w16cid w16 w16cex w16sdtdh wp14">
+<w:numbering xmlns:wpc="http://schemas.microsoft.com/office/word/2010/wordprocessingCanvas" xmlns:cx="http://schemas.microsoft.com/office/drawing/2014/chartex" xmlns:cx1="http://schemas.microsoft.com/office/drawing/2015/9/8/chartex" xmlns:cx2="http://schemas.microsoft.com/office/drawing/2015/10/21/chartex" xmlns:cx3="http://schemas.microsoft.com/office/drawing/2016/5/9/chartex" xmlns:cx4="http://schemas.microsoft.com/office/drawing/2016/5/10/chartex" xmlns:cx5="http://schemas.microsoft.com/office/drawing/2016/5/11/chartex" xmlns:cx6="http://schemas.microsoft.com/office/drawing/2016/5/12/chartex" xmlns:cx7="http://schemas.microsoft.com/office/drawing/2016/5/13/chartex" xmlns:cx8="http://schemas.microsoft.com/office/drawing/2016/5/14/chartex" xmlns:mc="http://schemas.openxmlformats.org/markup-compatibility/2006" xmlns:aink="http://schemas.microsoft.com/office/drawing/2016/ink" xmlns:am3d="http://schemas.microsoft.com/office/drawing/2017/model3d" xmlns:o="urn:schemas-microsoft-com:office:office" xmlns:oel="http://schemas.microsoft.com/office/2019/extlst" xmlns:r="http://schemas.openxmlformats.org/officeDocument/2006/relationships" xmlns:m="http://schemas.openxmlformats.org/officeDocument/2006/math" xmlns:v="urn:schemas-microsoft-com:vml" xmlns:wp14="http://schemas.microsoft.com/office/word/2010/wordprocessingDrawing" xmlns:wp="http://schemas.openxmlformats.org/drawingml/2006/wordprocessingDrawing" xmlns:w10="urn:schemas-microsoft-com:office:word" xmlns:w="http://schemas.openxmlformats.org/wordprocessingml/2006/main" xmlns:w14="http://schemas.microsoft.com/office/word/2010/wordml" xmlns:w15="http://schemas.microsoft.com/office/word/2012/wordml" xmlns:w16cex="http://schemas.microsoft.com/office/word/2018/wordml/cex" xmlns:w16cid="http://schemas.microsoft.com/office/word/2016/wordml/cid" xmlns:w16="http://schemas.microsoft.com/office/word/2018/wordml" xmlns:w16du="http://schemas.microsoft.com/office/word/2023/wordml/word16du" xmlns:w16sdtdh="http://schemas.microsoft.com/office/word/2020/wordml/sdtdatahash" xmlns:w16sdtfl="http://schemas.microsoft.com/office/word/2024/wordml/sdtformatlock" xmlns:w16se="http://schemas.microsoft.com/office/word/2015/wordml/symex" xmlns:wpg="http://schemas.microsoft.com/office/word/2010/wordprocessingGroup" xmlns:wpi="http://schemas.microsoft.com/office/word/2010/wordprocessingInk" xmlns:wne="http://schemas.microsoft.com/office/word/2006/wordml" xmlns:wps="http://schemas.microsoft.com/office/word/2010/wordprocessingShape" mc:Ignorable="w14 w15 w16se w16cid w16 w16cex w16sdtdh w16sdtfl w16du wp14">
   <w:abstractNum w:abstractNumId="0" w15:restartNumberingAfterBreak="0">
     <w:nsid w:val="32540B36"/>
     <w:multiLevelType w:val="hybridMultilevel"/>
@@ -3703,7 +3729,7 @@
 </file>
 
 <file path=word/styles.xml><?xml version="1.0" encoding="utf-8"?>
-<w:styles xmlns:mc="http://schemas.openxmlformats.org/markup-compatibility/2006" xmlns:r="http://schemas.openxmlformats.org/officeDocument/2006/relationships" xmlns:w="http://schemas.openxmlformats.org/wordprocessingml/2006/main" xmlns:w14="http://schemas.microsoft.com/office/word/2010/wordml" xmlns:w15="http://schemas.microsoft.com/office/word/2012/wordml" xmlns:w16cex="http://schemas.microsoft.com/office/word/2018/wordml/cex" xmlns:w16cid="http://schemas.microsoft.com/office/word/2016/wordml/cid" xmlns:w16="http://schemas.microsoft.com/office/word/2018/wordml" xmlns:w16sdtdh="http://schemas.microsoft.com/office/word/2020/wordml/sdtdatahash" xmlns:w16se="http://schemas.microsoft.com/office/word/2015/wordml/symex" mc:Ignorable="w14 w15 w16se w16cid w16 w16cex w16sdtdh">
+<w:styles xmlns:mc="http://schemas.openxmlformats.org/markup-compatibility/2006" xmlns:r="http://schemas.openxmlformats.org/officeDocument/2006/relationships" xmlns:w="http://schemas.openxmlformats.org/wordprocessingml/2006/main" xmlns:w14="http://schemas.microsoft.com/office/word/2010/wordml" xmlns:w15="http://schemas.microsoft.com/office/word/2012/wordml" xmlns:w16cex="http://schemas.microsoft.com/office/word/2018/wordml/cex" xmlns:w16cid="http://schemas.microsoft.com/office/word/2016/wordml/cid" xmlns:w16="http://schemas.microsoft.com/office/word/2018/wordml" xmlns:w16du="http://schemas.microsoft.com/office/word/2023/wordml/word16du" xmlns:w16sdtdh="http://schemas.microsoft.com/office/word/2020/wordml/sdtdatahash" xmlns:w16sdtfl="http://schemas.microsoft.com/office/word/2024/wordml/sdtformatlock" xmlns:w16se="http://schemas.microsoft.com/office/word/2015/wordml/symex" mc:Ignorable="w14 w15 w16se w16cid w16 w16cex w16sdtdh w16sdtfl w16du">
   <w:docDefaults>
     <w:rPrDefault>
       <w:rPr>

--- a/docs/instrucciones_categorizacion_emocional.docx
+++ b/docs/instrucciones_categorizacion_emocional.docx
@@ -81,6 +81,7 @@
     <w:p>
       <w:pPr>
         <w:spacing w:after="80"/>
+        <w:jc w:val="both"/>
       </w:pPr>
       <w:r>
         <w:rPr>
@@ -1231,6 +1232,7 @@
     <w:p>
       <w:pPr>
         <w:spacing w:before="80" w:after="200"/>
+        <w:jc w:val="both"/>
       </w:pPr>
       <w:r>
         <w:rPr>
@@ -1344,6 +1346,7 @@
     <w:p>
       <w:pPr>
         <w:spacing w:before="360" w:after="120"/>
+        <w:jc w:val="both"/>
       </w:pPr>
       <w:r>
         <w:rPr>
@@ -1357,6 +1360,7 @@
     <w:p>
       <w:pPr>
         <w:spacing w:before="40" w:after="120"/>
+        <w:jc w:val="both"/>
       </w:pPr>
       <w:proofErr w:type="spellStart"/>
       <w:r>
@@ -1398,11 +1402,6 @@
         </w:rPr>
         <w:t xml:space="preserve">   |   Duración: Ilimitada   |   Avance: barra espaciadora</w:t>
       </w:r>
-    </w:p>
-    <w:p>
-      <w:pPr>
-        <w:spacing w:before="80"/>
-      </w:pPr>
     </w:p>
     <w:tbl>
       <w:tblPr>
@@ -1667,6 +1666,7 @@
                 <w:sz w:val="22"/>
                 <w:szCs w:val="22"/>
               </w:rPr>
+              <w:lastRenderedPageBreak/>
               <w:t>Mantén los dedos sobre esas teclas durante toda la tarea.</w:t>
             </w:r>
           </w:p>
@@ -1694,6 +1694,7 @@
     <w:p>
       <w:pPr>
         <w:spacing w:before="100" w:after="60"/>
+        <w:jc w:val="both"/>
         <w:rPr>
           <w:lang w:val="en-US"/>
         </w:rPr>
@@ -1773,6 +1774,7 @@
     <w:p>
       <w:pPr>
         <w:spacing w:before="360" w:after="120"/>
+        <w:jc w:val="both"/>
         <w:rPr>
           <w:lang w:val="en-US"/>
         </w:rPr>
@@ -1819,6 +1821,7 @@
     <w:p>
       <w:pPr>
         <w:spacing w:before="40" w:after="120"/>
+        <w:jc w:val="both"/>
       </w:pPr>
       <w:proofErr w:type="spellStart"/>
       <w:r>
@@ -1849,24 +1852,35 @@
           <w:sz w:val="22"/>
           <w:szCs w:val="22"/>
         </w:rPr>
-        <w:t>inicio_practica</w:t>
-      </w:r>
-      <w:proofErr w:type="spellEnd"/>
-      <w:r>
-        <w:rPr>
-          <w:i/>
-          <w:iCs/>
+        <w:t>i</w:t>
+      </w:r>
+      <w:r>
+        <w:rPr>
           <w:color w:val="000000"/>
           <w:sz w:val="22"/>
           <w:szCs w:val="22"/>
         </w:rPr>
+        <w:t>nstrucciones</w:t>
+      </w:r>
+      <w:r>
+        <w:rPr>
+          <w:color w:val="000000"/>
+          <w:sz w:val="22"/>
+          <w:szCs w:val="22"/>
+        </w:rPr>
+        <w:t>_practica</w:t>
+      </w:r>
+      <w:proofErr w:type="spellEnd"/>
+      <w:r>
+        <w:rPr>
+          <w:i/>
+          <w:iCs/>
+          <w:color w:val="000000"/>
+          <w:sz w:val="22"/>
+          <w:szCs w:val="22"/>
+        </w:rPr>
         <w:t xml:space="preserve">   |   Duración: Ilimitada   |   Avance: barra espaciadora</w:t>
       </w:r>
-    </w:p>
-    <w:p>
-      <w:pPr>
-        <w:spacing w:before="80"/>
-      </w:pPr>
     </w:p>
     <w:tbl>
       <w:tblPr>
@@ -2114,6 +2128,7 @@
     <w:p>
       <w:pPr>
         <w:spacing w:before="100" w:after="60"/>
+        <w:jc w:val="both"/>
       </w:pPr>
       <w:r>
         <w:rPr>
@@ -2207,6 +2222,7 @@
     <w:p>
       <w:pPr>
         <w:spacing w:before="360" w:after="120"/>
+        <w:jc w:val="both"/>
       </w:pPr>
       <w:r>
         <w:rPr>
@@ -2230,6 +2246,7 @@
     <w:p>
       <w:pPr>
         <w:spacing w:before="40" w:after="120"/>
+        <w:jc w:val="both"/>
       </w:pPr>
       <w:proofErr w:type="spellStart"/>
       <w:r>
@@ -2273,11 +2290,6 @@
         </w:rPr>
         <w:t xml:space="preserve">   |   Duración: 1 segundo   |   Avance: automático</w:t>
       </w:r>
-    </w:p>
-    <w:p>
-      <w:pPr>
-        <w:spacing w:before="80"/>
-      </w:pPr>
     </w:p>
     <w:tbl>
       <w:tblPr>
@@ -2372,6 +2384,7 @@
     <w:p>
       <w:pPr>
         <w:spacing w:before="100" w:after="60"/>
+        <w:jc w:val="both"/>
       </w:pPr>
       <w:r>
         <w:rPr>
@@ -2543,6 +2556,7 @@
     <w:p>
       <w:pPr>
         <w:spacing w:before="360" w:after="120"/>
+        <w:jc w:val="both"/>
       </w:pPr>
       <w:r>
         <w:rPr>
@@ -2566,6 +2580,7 @@
     <w:p>
       <w:pPr>
         <w:spacing w:before="40" w:after="120"/>
+        <w:jc w:val="both"/>
       </w:pPr>
       <w:proofErr w:type="spellStart"/>
       <w:r>
@@ -2609,11 +2624,6 @@
         </w:rPr>
         <w:t xml:space="preserve">   |   Duración: 5 segundos   |   Avance: automático</w:t>
       </w:r>
-    </w:p>
-    <w:p>
-      <w:pPr>
-        <w:spacing w:before="80"/>
-      </w:pPr>
     </w:p>
     <w:tbl>
       <w:tblPr>
@@ -2681,7 +2691,6 @@
                 <w:sz w:val="22"/>
                 <w:szCs w:val="22"/>
               </w:rPr>
-              <w:lastRenderedPageBreak/>
               <w:t xml:space="preserve">A </w:t>
             </w:r>
             <w:proofErr w:type="gramStart"/>
@@ -2722,6 +2731,7 @@
     <w:p>
       <w:pPr>
         <w:spacing w:before="100" w:after="60"/>
+        <w:jc w:val="both"/>
       </w:pPr>
       <w:r>
         <w:rPr>
@@ -2733,7 +2743,6 @@
           <w:sz w:val="20"/>
           <w:szCs w:val="20"/>
         </w:rPr>
-        <w:lastRenderedPageBreak/>
         <w:t xml:space="preserve">Nota técnica: </w:t>
       </w:r>
       <w:r>
@@ -2772,6 +2781,7 @@
     <w:p>
       <w:pPr>
         <w:spacing w:before="360" w:after="120"/>
+        <w:jc w:val="both"/>
       </w:pPr>
       <w:r>
         <w:rPr>
@@ -2779,12 +2789,14 @@
           <w:bCs/>
           <w:color w:val="000000"/>
         </w:rPr>
+        <w:lastRenderedPageBreak/>
         <w:t>5. descanso</w:t>
       </w:r>
     </w:p>
     <w:p>
       <w:pPr>
         <w:spacing w:before="40" w:after="120"/>
+        <w:jc w:val="both"/>
       </w:pPr>
       <w:proofErr w:type="spellStart"/>
       <w:r>
@@ -2826,11 +2838,6 @@
         </w:rPr>
         <w:t xml:space="preserve">   |   Duración: 60 segundos   |   Avance: automático</w:t>
       </w:r>
-    </w:p>
-    <w:p>
-      <w:pPr>
-        <w:spacing w:before="80"/>
-      </w:pPr>
     </w:p>
     <w:tbl>
       <w:tblPr>
@@ -2907,6 +2914,7 @@
     <w:p>
       <w:pPr>
         <w:spacing w:before="100" w:after="60"/>
+        <w:jc w:val="both"/>
       </w:pPr>
       <w:r>
         <w:rPr>
@@ -2956,6 +2964,7 @@
     <w:p>
       <w:pPr>
         <w:spacing w:before="360" w:after="120"/>
+        <w:jc w:val="both"/>
       </w:pPr>
       <w:r>
         <w:rPr>
@@ -2971,15 +2980,7 @@
           <w:bCs/>
           <w:color w:val="000000"/>
         </w:rPr>
-        <w:t>instrucciones</w:t>
-      </w:r>
-      <w:r>
-        <w:rPr>
-          <w:b/>
-          <w:bCs/>
-          <w:color w:val="000000"/>
-        </w:rPr>
-        <w:t xml:space="preserve"> </w:t>
+        <w:t xml:space="preserve">instrucciones </w:t>
       </w:r>
       <w:r>
         <w:rPr>
@@ -2993,6 +2994,7 @@
     <w:p>
       <w:pPr>
         <w:spacing w:before="40" w:after="120"/>
+        <w:jc w:val="both"/>
       </w:pPr>
       <w:proofErr w:type="spellStart"/>
       <w:r>
@@ -3023,24 +3025,35 @@
           <w:sz w:val="22"/>
           <w:szCs w:val="22"/>
         </w:rPr>
-        <w:t>inicio_experimental</w:t>
-      </w:r>
-      <w:proofErr w:type="spellEnd"/>
-      <w:r>
-        <w:rPr>
-          <w:i/>
-          <w:iCs/>
+        <w:t>in</w:t>
+      </w:r>
+      <w:r>
+        <w:rPr>
           <w:color w:val="000000"/>
           <w:sz w:val="22"/>
           <w:szCs w:val="22"/>
         </w:rPr>
+        <w:t>strucciones</w:t>
+      </w:r>
+      <w:r>
+        <w:rPr>
+          <w:color w:val="000000"/>
+          <w:sz w:val="22"/>
+          <w:szCs w:val="22"/>
+        </w:rPr>
+        <w:t>_experimental</w:t>
+      </w:r>
+      <w:proofErr w:type="spellEnd"/>
+      <w:r>
+        <w:rPr>
+          <w:i/>
+          <w:iCs/>
+          <w:color w:val="000000"/>
+          <w:sz w:val="22"/>
+          <w:szCs w:val="22"/>
+        </w:rPr>
         <w:t xml:space="preserve">   |   Duración: Ilimitada   |   Avance: barra espaciadora</w:t>
       </w:r>
-    </w:p>
-    <w:p>
-      <w:pPr>
-        <w:spacing w:before="80"/>
-      </w:pPr>
     </w:p>
     <w:tbl>
       <w:tblPr>
@@ -3255,6 +3268,7 @@
     <w:p>
       <w:pPr>
         <w:spacing w:before="100" w:after="60"/>
+        <w:jc w:val="both"/>
         <w:rPr>
           <w:lang w:val="en-US"/>
         </w:rPr>
@@ -3333,6 +3347,7 @@
     <w:p>
       <w:pPr>
         <w:spacing w:before="360" w:after="120"/>
+        <w:jc w:val="both"/>
         <w:rPr>
           <w:lang w:val="en-US"/>
         </w:rPr>
@@ -3361,6 +3376,7 @@
     <w:p>
       <w:pPr>
         <w:spacing w:before="40" w:after="120"/>
+        <w:jc w:val="both"/>
       </w:pPr>
       <w:proofErr w:type="spellStart"/>
       <w:r>
@@ -3404,11 +3420,6 @@
         </w:rPr>
         <w:t xml:space="preserve">   |   Duración: 5 segundos   |   Avance: automático</w:t>
       </w:r>
-    </w:p>
-    <w:p>
-      <w:pPr>
-        <w:spacing w:before="80"/>
-      </w:pPr>
     </w:p>
     <w:tbl>
       <w:tblPr>
@@ -3485,6 +3496,7 @@
     <w:p>
       <w:pPr>
         <w:spacing w:before="100" w:after="60"/>
+        <w:jc w:val="both"/>
       </w:pPr>
       <w:r>
         <w:rPr>

--- a/docs/instrucciones_categorizacion_emocional.docx
+++ b/docs/instrucciones_categorizacion_emocional.docx
@@ -87,49 +87,7 @@
         <w:rPr>
           <w:color w:val="000000"/>
         </w:rPr>
-        <w:t xml:space="preserve">El presente documento especifica el texto que se mostrará en cada pantalla de la tarea, junto con los parámetros técnicos de cada </w:t>
-      </w:r>
-      <w:proofErr w:type="spellStart"/>
-      <w:r>
-        <w:rPr>
-          <w:color w:val="000000"/>
-        </w:rPr>
-        <w:t>routine</w:t>
-      </w:r>
-      <w:proofErr w:type="spellEnd"/>
-      <w:r>
-        <w:rPr>
-          <w:color w:val="000000"/>
-        </w:rPr>
-        <w:t xml:space="preserve"> en </w:t>
-      </w:r>
-      <w:proofErr w:type="spellStart"/>
-      <w:r>
-        <w:rPr>
-          <w:color w:val="000000"/>
-        </w:rPr>
-        <w:t>PsychoPy</w:t>
-      </w:r>
-      <w:proofErr w:type="spellEnd"/>
-      <w:r>
-        <w:rPr>
-          <w:color w:val="000000"/>
-        </w:rPr>
-        <w:t xml:space="preserve"> </w:t>
-      </w:r>
-      <w:proofErr w:type="spellStart"/>
-      <w:r>
-        <w:rPr>
-          <w:color w:val="000000"/>
-        </w:rPr>
-        <w:t>Builder</w:t>
-      </w:r>
-      <w:proofErr w:type="spellEnd"/>
-      <w:r>
-        <w:rPr>
-          <w:color w:val="000000"/>
-        </w:rPr>
-        <w:t>. Las instrucciones deben introducirse tal como aparecen en los recuadros.</w:t>
+        <w:t>El presente documento especifica el texto que se mostrará en cada pantalla de la tarea, junto con los parámetros técnicos de cada routine en PsychoPy Builder. Las instrucciones deben introducirse tal como aparecen en los recuadros.</w:t>
       </w:r>
     </w:p>
     <w:p>
@@ -155,25 +113,7 @@
           <w:iCs/>
           <w:color w:val="000000"/>
         </w:rPr>
-        <w:t xml:space="preserve">Flujo de </w:t>
-      </w:r>
-      <w:proofErr w:type="spellStart"/>
-      <w:r>
-        <w:rPr>
-          <w:i/>
-          <w:iCs/>
-          <w:color w:val="000000"/>
-        </w:rPr>
-        <w:t>routines</w:t>
-      </w:r>
-      <w:proofErr w:type="spellEnd"/>
-      <w:r>
-        <w:rPr>
-          <w:i/>
-          <w:iCs/>
-          <w:color w:val="000000"/>
-        </w:rPr>
-        <w:t xml:space="preserve"> de la tarea de categorización de expresiones emocionales</w:t>
+        <w:t>Flujo de routines de la tarea de categorización de expresiones emocionales</w:t>
       </w:r>
     </w:p>
     <w:tbl>
@@ -224,7 +164,6 @@
                 <w:bCs/>
               </w:rPr>
             </w:pPr>
-            <w:proofErr w:type="spellStart"/>
             <w:r>
               <w:rPr>
                 <w:b/>
@@ -235,7 +174,6 @@
               </w:rPr>
               <w:t>Routine</w:t>
             </w:r>
-            <w:proofErr w:type="spellEnd"/>
           </w:p>
         </w:tc>
         <w:tc>
@@ -418,7 +356,6 @@
             </w:tcMar>
           </w:tcPr>
           <w:p>
-            <w:proofErr w:type="spellStart"/>
             <w:r>
               <w:rPr>
                 <w:color w:val="000000"/>
@@ -435,7 +372,6 @@
               </w:rPr>
               <w:t>_practica</w:t>
             </w:r>
-            <w:proofErr w:type="spellEnd"/>
           </w:p>
         </w:tc>
         <w:tc>
@@ -600,7 +536,6 @@
             </w:tcMar>
           </w:tcPr>
           <w:p>
-            <w:proofErr w:type="spellStart"/>
             <w:r>
               <w:rPr>
                 <w:color w:val="000000"/>
@@ -609,7 +544,22 @@
               </w:rPr>
               <w:t>feedback_practica</w:t>
             </w:r>
-            <w:proofErr w:type="spellEnd"/>
+            <w:r>
+              <w:rPr>
+                <w:color w:val="000000"/>
+                <w:sz w:val="22"/>
+                <w:szCs w:val="22"/>
+              </w:rPr>
+              <w:t xml:space="preserve"> </w:t>
+            </w:r>
+            <w:r>
+              <w:rPr>
+                <w:color w:val="000000"/>
+                <w:sz w:val="22"/>
+                <w:szCs w:val="22"/>
+              </w:rPr>
+              <w:t>(× 12)</w:t>
+            </w:r>
           </w:p>
         </w:tc>
         <w:tc>
@@ -688,7 +638,6 @@
             </w:tcMar>
           </w:tcPr>
           <w:p>
-            <w:proofErr w:type="spellStart"/>
             <w:r>
               <w:rPr>
                 <w:color w:val="000000"/>
@@ -697,7 +646,6 @@
               </w:rPr>
               <w:t>fin_practica</w:t>
             </w:r>
-            <w:proofErr w:type="spellEnd"/>
           </w:p>
         </w:tc>
         <w:tc>
@@ -862,7 +810,6 @@
             </w:tcMar>
           </w:tcPr>
           <w:p>
-            <w:proofErr w:type="spellStart"/>
             <w:r>
               <w:rPr>
                 <w:color w:val="000000"/>
@@ -879,7 +826,6 @@
               </w:rPr>
               <w:t>_experimental</w:t>
             </w:r>
-            <w:proofErr w:type="spellEnd"/>
           </w:p>
         </w:tc>
         <w:tc>
@@ -1159,7 +1105,6 @@
             </w:tcMar>
           </w:tcPr>
           <w:p>
-            <w:proofErr w:type="spellStart"/>
             <w:r>
               <w:rPr>
                 <w:color w:val="000000"/>
@@ -1168,7 +1113,6 @@
               </w:rPr>
               <w:t>fin_experimento</w:t>
             </w:r>
-            <w:proofErr w:type="spellEnd"/>
           </w:p>
         </w:tc>
         <w:tc>
@@ -1250,97 +1194,7 @@
           <w:sz w:val="20"/>
           <w:szCs w:val="20"/>
         </w:rPr>
-        <w:t xml:space="preserve">Las </w:t>
-      </w:r>
-      <w:proofErr w:type="spellStart"/>
-      <w:r>
-        <w:rPr>
-          <w:color w:val="000000"/>
-          <w:sz w:val="20"/>
-          <w:szCs w:val="20"/>
-        </w:rPr>
-        <w:t>routines</w:t>
-      </w:r>
-      <w:proofErr w:type="spellEnd"/>
-      <w:r>
-        <w:rPr>
-          <w:color w:val="000000"/>
-          <w:sz w:val="20"/>
-          <w:szCs w:val="20"/>
-        </w:rPr>
-        <w:t xml:space="preserve"> con duración 'Por trial' corresponden a </w:t>
-      </w:r>
-      <w:proofErr w:type="spellStart"/>
-      <w:r>
-        <w:rPr>
-          <w:color w:val="000000"/>
-          <w:sz w:val="20"/>
-          <w:szCs w:val="20"/>
-        </w:rPr>
-        <w:t>loops</w:t>
-      </w:r>
-      <w:proofErr w:type="spellEnd"/>
-      <w:r>
-        <w:rPr>
-          <w:color w:val="000000"/>
-          <w:sz w:val="20"/>
-          <w:szCs w:val="20"/>
-        </w:rPr>
-        <w:t xml:space="preserve"> controlados por respuesta del participante (</w:t>
-      </w:r>
-      <w:proofErr w:type="spellStart"/>
-      <w:r>
-        <w:rPr>
-          <w:color w:val="000000"/>
-          <w:sz w:val="20"/>
-          <w:szCs w:val="20"/>
-        </w:rPr>
-        <w:t>forceEndRoutine</w:t>
-      </w:r>
-      <w:proofErr w:type="spellEnd"/>
-      <w:r>
-        <w:rPr>
-          <w:color w:val="000000"/>
-          <w:sz w:val="20"/>
-          <w:szCs w:val="20"/>
-        </w:rPr>
-        <w:t xml:space="preserve"> = True). Las </w:t>
-      </w:r>
-      <w:proofErr w:type="spellStart"/>
-      <w:r>
-        <w:rPr>
-          <w:color w:val="000000"/>
-          <w:sz w:val="20"/>
-          <w:szCs w:val="20"/>
-        </w:rPr>
-        <w:t>routines</w:t>
-      </w:r>
-      <w:proofErr w:type="spellEnd"/>
-      <w:r>
-        <w:rPr>
-          <w:color w:val="000000"/>
-          <w:sz w:val="20"/>
-          <w:szCs w:val="20"/>
-        </w:rPr>
-        <w:t xml:space="preserve"> con avance automático no requieren componente </w:t>
-      </w:r>
-      <w:proofErr w:type="spellStart"/>
-      <w:r>
-        <w:rPr>
-          <w:color w:val="000000"/>
-          <w:sz w:val="20"/>
-          <w:szCs w:val="20"/>
-        </w:rPr>
-        <w:t>Keyboard</w:t>
-      </w:r>
-      <w:proofErr w:type="spellEnd"/>
-      <w:r>
-        <w:rPr>
-          <w:color w:val="000000"/>
-          <w:sz w:val="20"/>
-          <w:szCs w:val="20"/>
-        </w:rPr>
-        <w:t>.</w:t>
+        <w:t>Las routines con duración 'Por trial' corresponden a loops controlados por respuesta del participante (forceEndRoutine = True). Las routines con avance automático no requieren componente Keyboard.</w:t>
       </w:r>
     </w:p>
     <w:p>
@@ -1362,7 +1216,6 @@
         <w:spacing w:before="40" w:after="120"/>
         <w:jc w:val="both"/>
       </w:pPr>
-      <w:proofErr w:type="spellStart"/>
       <w:r>
         <w:rPr>
           <w:i/>
@@ -1371,18 +1224,7 @@
           <w:sz w:val="22"/>
           <w:szCs w:val="22"/>
         </w:rPr>
-        <w:t>Routine</w:t>
-      </w:r>
-      <w:proofErr w:type="spellEnd"/>
-      <w:r>
-        <w:rPr>
-          <w:i/>
-          <w:iCs/>
-          <w:color w:val="000000"/>
-          <w:sz w:val="22"/>
-          <w:szCs w:val="22"/>
-        </w:rPr>
-        <w:t xml:space="preserve">: </w:t>
+        <w:t xml:space="preserve">Routine: </w:t>
       </w:r>
       <w:r>
         <w:rPr>
@@ -1451,25 +1293,7 @@
                 <w:sz w:val="22"/>
                 <w:szCs w:val="22"/>
               </w:rPr>
-              <w:t xml:space="preserve">Bienvenido/a </w:t>
-            </w:r>
-            <w:proofErr w:type="spellStart"/>
-            <w:r>
-              <w:rPr>
-                <w:color w:val="000000"/>
-                <w:sz w:val="22"/>
-                <w:szCs w:val="22"/>
-              </w:rPr>
-              <w:t>a</w:t>
-            </w:r>
-            <w:proofErr w:type="spellEnd"/>
-            <w:r>
-              <w:rPr>
-                <w:color w:val="000000"/>
-                <w:sz w:val="22"/>
-                <w:szCs w:val="22"/>
-              </w:rPr>
-              <w:t xml:space="preserve"> esta tarea.</w:t>
+              <w:t>Bienvenido/a a esta tarea.</w:t>
             </w:r>
           </w:p>
           <w:p>
@@ -1544,7 +1368,6 @@
               <w:spacing w:before="40" w:after="40"/>
               <w:ind w:left="720"/>
             </w:pPr>
-            <w:proofErr w:type="gramStart"/>
             <w:r>
               <w:rPr>
                 <w:b/>
@@ -1553,9 +1376,14 @@
                 <w:sz w:val="22"/>
                 <w:szCs w:val="22"/>
               </w:rPr>
-              <w:t>F  →</w:t>
-            </w:r>
-            <w:proofErr w:type="gramEnd"/>
+              <w:t>F  →  Alegría</w:t>
+            </w:r>
+          </w:p>
+          <w:p>
+            <w:pPr>
+              <w:spacing w:before="40" w:after="40"/>
+              <w:ind w:left="720"/>
+            </w:pPr>
             <w:r>
               <w:rPr>
                 <w:b/>
@@ -1564,7 +1392,7 @@
                 <w:sz w:val="22"/>
                 <w:szCs w:val="22"/>
               </w:rPr>
-              <w:t xml:space="preserve">  Alegría</w:t>
+              <w:t>G  →  Tristeza</w:t>
             </w:r>
           </w:p>
           <w:p>
@@ -1572,7 +1400,6 @@
               <w:spacing w:before="40" w:after="40"/>
               <w:ind w:left="720"/>
             </w:pPr>
-            <w:proofErr w:type="gramStart"/>
             <w:r>
               <w:rPr>
                 <w:b/>
@@ -1581,9 +1408,14 @@
                 <w:sz w:val="22"/>
                 <w:szCs w:val="22"/>
               </w:rPr>
-              <w:t>G  →</w:t>
-            </w:r>
-            <w:proofErr w:type="gramEnd"/>
+              <w:t>H  →  Ira</w:t>
+            </w:r>
+          </w:p>
+          <w:p>
+            <w:pPr>
+              <w:spacing w:before="40" w:after="40"/>
+              <w:ind w:left="720"/>
+            </w:pPr>
             <w:r>
               <w:rPr>
                 <w:b/>
@@ -1592,63 +1424,7 @@
                 <w:sz w:val="22"/>
                 <w:szCs w:val="22"/>
               </w:rPr>
-              <w:t xml:space="preserve">  Tristeza</w:t>
-            </w:r>
-          </w:p>
-          <w:p>
-            <w:pPr>
-              <w:spacing w:before="40" w:after="40"/>
-              <w:ind w:left="720"/>
-            </w:pPr>
-            <w:proofErr w:type="gramStart"/>
-            <w:r>
-              <w:rPr>
-                <w:b/>
-                <w:bCs/>
-                <w:color w:val="000000"/>
-                <w:sz w:val="22"/>
-                <w:szCs w:val="22"/>
-              </w:rPr>
-              <w:t>H  →</w:t>
-            </w:r>
-            <w:proofErr w:type="gramEnd"/>
-            <w:r>
-              <w:rPr>
-                <w:b/>
-                <w:bCs/>
-                <w:color w:val="000000"/>
-                <w:sz w:val="22"/>
-                <w:szCs w:val="22"/>
-              </w:rPr>
-              <w:t xml:space="preserve">  Ira</w:t>
-            </w:r>
-          </w:p>
-          <w:p>
-            <w:pPr>
-              <w:spacing w:before="40" w:after="40"/>
-              <w:ind w:left="720"/>
-            </w:pPr>
-            <w:proofErr w:type="gramStart"/>
-            <w:r>
-              <w:rPr>
-                <w:b/>
-                <w:bCs/>
-                <w:color w:val="000000"/>
-                <w:sz w:val="22"/>
-                <w:szCs w:val="22"/>
-              </w:rPr>
-              <w:t>J  →</w:t>
-            </w:r>
-            <w:proofErr w:type="gramEnd"/>
-            <w:r>
-              <w:rPr>
-                <w:b/>
-                <w:bCs/>
-                <w:color w:val="000000"/>
-                <w:sz w:val="22"/>
-                <w:szCs w:val="22"/>
-              </w:rPr>
-              <w:t xml:space="preserve">  Miedo</w:t>
+              <w:t>J  →  Miedo</w:t>
             </w:r>
           </w:p>
           <w:p>
@@ -1722,7 +1498,6 @@
         </w:rPr>
         <w:t xml:space="preserve">Componente Text, duración = infinita. </w:t>
       </w:r>
-      <w:proofErr w:type="spellStart"/>
       <w:r>
         <w:rPr>
           <w:i/>
@@ -1732,43 +1507,7 @@
           <w:szCs w:val="20"/>
           <w:lang w:val="en-US"/>
         </w:rPr>
-        <w:t>Componente</w:t>
-      </w:r>
-      <w:proofErr w:type="spellEnd"/>
-      <w:r>
-        <w:rPr>
-          <w:i/>
-          <w:iCs/>
-          <w:color w:val="444444"/>
-          <w:sz w:val="20"/>
-          <w:szCs w:val="20"/>
-          <w:lang w:val="en-US"/>
-        </w:rPr>
-        <w:t xml:space="preserve"> Keyboard: </w:t>
-      </w:r>
-      <w:proofErr w:type="spellStart"/>
-      <w:r>
-        <w:rPr>
-          <w:i/>
-          <w:iCs/>
-          <w:color w:val="444444"/>
-          <w:sz w:val="20"/>
-          <w:szCs w:val="20"/>
-          <w:lang w:val="en-US"/>
-        </w:rPr>
-        <w:t>allowedKeys</w:t>
-      </w:r>
-      <w:proofErr w:type="spellEnd"/>
-      <w:r>
-        <w:rPr>
-          <w:i/>
-          <w:iCs/>
-          <w:color w:val="444444"/>
-          <w:sz w:val="20"/>
-          <w:szCs w:val="20"/>
-          <w:lang w:val="en-US"/>
-        </w:rPr>
-        <w:t xml:space="preserve"> = ['space'].</w:t>
+        <w:t>Componente Keyboard: allowedKeys = ['space'].</w:t>
       </w:r>
     </w:p>
     <w:p>
@@ -1788,7 +1527,6 @@
         </w:rPr>
         <w:t xml:space="preserve">2. </w:t>
       </w:r>
-      <w:proofErr w:type="spellStart"/>
       <w:r>
         <w:rPr>
           <w:b/>
@@ -1796,17 +1534,7 @@
           <w:color w:val="000000"/>
           <w:lang w:val="en-US"/>
         </w:rPr>
-        <w:t>instrucciones</w:t>
-      </w:r>
-      <w:proofErr w:type="spellEnd"/>
-      <w:r>
-        <w:rPr>
-          <w:b/>
-          <w:bCs/>
-          <w:color w:val="000000"/>
-          <w:lang w:val="en-US"/>
-        </w:rPr>
-        <w:t xml:space="preserve"> </w:t>
+        <w:t xml:space="preserve">instrucciones </w:t>
       </w:r>
       <w:r>
         <w:rPr>
@@ -1823,7 +1551,6 @@
         <w:spacing w:before="40" w:after="120"/>
         <w:jc w:val="both"/>
       </w:pPr>
-      <w:proofErr w:type="spellStart"/>
       <w:r>
         <w:rPr>
           <w:i/>
@@ -1832,27 +1559,23 @@
           <w:sz w:val="22"/>
           <w:szCs w:val="22"/>
         </w:rPr>
-        <w:t>Routine</w:t>
-      </w:r>
-      <w:proofErr w:type="spellEnd"/>
-      <w:r>
-        <w:rPr>
-          <w:i/>
-          <w:iCs/>
+        <w:t xml:space="preserve">Routine: </w:t>
+      </w:r>
+      <w:r>
+        <w:rPr>
           <w:color w:val="000000"/>
           <w:sz w:val="22"/>
           <w:szCs w:val="22"/>
         </w:rPr>
-        <w:t xml:space="preserve">: </w:t>
-      </w:r>
-      <w:proofErr w:type="spellStart"/>
+        <w:t>i</w:t>
+      </w:r>
       <w:r>
         <w:rPr>
           <w:color w:val="000000"/>
           <w:sz w:val="22"/>
           <w:szCs w:val="22"/>
         </w:rPr>
-        <w:t>i</w:t>
+        <w:t>nstrucciones</w:t>
       </w:r>
       <w:r>
         <w:rPr>
@@ -1860,17 +1583,8 @@
           <w:sz w:val="22"/>
           <w:szCs w:val="22"/>
         </w:rPr>
-        <w:t>nstrucciones</w:t>
-      </w:r>
-      <w:r>
-        <w:rPr>
-          <w:color w:val="000000"/>
-          <w:sz w:val="22"/>
-          <w:szCs w:val="22"/>
-        </w:rPr>
         <w:t>_practica</w:t>
       </w:r>
-      <w:proofErr w:type="spellEnd"/>
       <w:r>
         <w:rPr>
           <w:i/>
@@ -1930,25 +1644,7 @@
                 <w:sz w:val="22"/>
                 <w:szCs w:val="22"/>
               </w:rPr>
-              <w:t xml:space="preserve">A </w:t>
-            </w:r>
-            <w:proofErr w:type="gramStart"/>
-            <w:r>
-              <w:rPr>
-                <w:color w:val="000000"/>
-                <w:sz w:val="22"/>
-                <w:szCs w:val="22"/>
-              </w:rPr>
-              <w:t>continuación</w:t>
-            </w:r>
-            <w:proofErr w:type="gramEnd"/>
-            <w:r>
-              <w:rPr>
-                <w:color w:val="000000"/>
-                <w:sz w:val="22"/>
-                <w:szCs w:val="22"/>
-              </w:rPr>
-              <w:t xml:space="preserve"> realizarás algunos ensayos de práctica.</w:t>
+              <w:t>A continuación realizarás algunos ensayos de práctica.</w:t>
             </w:r>
           </w:p>
           <w:p>
@@ -1979,7 +1675,6 @@
               <w:spacing w:before="40" w:after="40"/>
               <w:ind w:left="720"/>
             </w:pPr>
-            <w:proofErr w:type="gramStart"/>
             <w:r>
               <w:rPr>
                 <w:b/>
@@ -1988,9 +1683,14 @@
                 <w:sz w:val="22"/>
                 <w:szCs w:val="22"/>
               </w:rPr>
-              <w:t>F  →</w:t>
-            </w:r>
-            <w:proofErr w:type="gramEnd"/>
+              <w:t>F  →  Alegría</w:t>
+            </w:r>
+          </w:p>
+          <w:p>
+            <w:pPr>
+              <w:spacing w:before="40" w:after="40"/>
+              <w:ind w:left="720"/>
+            </w:pPr>
             <w:r>
               <w:rPr>
                 <w:b/>
@@ -1999,7 +1699,7 @@
                 <w:sz w:val="22"/>
                 <w:szCs w:val="22"/>
               </w:rPr>
-              <w:t xml:space="preserve">  Alegría</w:t>
+              <w:t>G  →  Tristeza</w:t>
             </w:r>
           </w:p>
           <w:p>
@@ -2007,7 +1707,6 @@
               <w:spacing w:before="40" w:after="40"/>
               <w:ind w:left="720"/>
             </w:pPr>
-            <w:proofErr w:type="gramStart"/>
             <w:r>
               <w:rPr>
                 <w:b/>
@@ -2016,9 +1715,14 @@
                 <w:sz w:val="22"/>
                 <w:szCs w:val="22"/>
               </w:rPr>
-              <w:t>G  →</w:t>
-            </w:r>
-            <w:proofErr w:type="gramEnd"/>
+              <w:t>H  →  Ira</w:t>
+            </w:r>
+          </w:p>
+          <w:p>
+            <w:pPr>
+              <w:spacing w:before="40" w:after="40"/>
+              <w:ind w:left="720"/>
+            </w:pPr>
             <w:r>
               <w:rPr>
                 <w:b/>
@@ -2027,63 +1731,7 @@
                 <w:sz w:val="22"/>
                 <w:szCs w:val="22"/>
               </w:rPr>
-              <w:t xml:space="preserve">  Tristeza</w:t>
-            </w:r>
-          </w:p>
-          <w:p>
-            <w:pPr>
-              <w:spacing w:before="40" w:after="40"/>
-              <w:ind w:left="720"/>
-            </w:pPr>
-            <w:proofErr w:type="gramStart"/>
-            <w:r>
-              <w:rPr>
-                <w:b/>
-                <w:bCs/>
-                <w:color w:val="000000"/>
-                <w:sz w:val="22"/>
-                <w:szCs w:val="22"/>
-              </w:rPr>
-              <w:t>H  →</w:t>
-            </w:r>
-            <w:proofErr w:type="gramEnd"/>
-            <w:r>
-              <w:rPr>
-                <w:b/>
-                <w:bCs/>
-                <w:color w:val="000000"/>
-                <w:sz w:val="22"/>
-                <w:szCs w:val="22"/>
-              </w:rPr>
-              <w:t xml:space="preserve">  Ira</w:t>
-            </w:r>
-          </w:p>
-          <w:p>
-            <w:pPr>
-              <w:spacing w:before="40" w:after="40"/>
-              <w:ind w:left="720"/>
-            </w:pPr>
-            <w:proofErr w:type="gramStart"/>
-            <w:r>
-              <w:rPr>
-                <w:b/>
-                <w:bCs/>
-                <w:color w:val="000000"/>
-                <w:sz w:val="22"/>
-                <w:szCs w:val="22"/>
-              </w:rPr>
-              <w:t>J  →</w:t>
-            </w:r>
-            <w:proofErr w:type="gramEnd"/>
-            <w:r>
-              <w:rPr>
-                <w:b/>
-                <w:bCs/>
-                <w:color w:val="000000"/>
-                <w:sz w:val="22"/>
-                <w:szCs w:val="22"/>
-              </w:rPr>
-              <w:t xml:space="preserve">  Miedo</w:t>
+              <w:t>J  →  Miedo</w:t>
             </w:r>
           </w:p>
           <w:p>
@@ -2150,73 +1798,7 @@
           <w:sz w:val="20"/>
           <w:szCs w:val="20"/>
         </w:rPr>
-        <w:t xml:space="preserve">Componente Text, duración = infinita. Componente </w:t>
-      </w:r>
-      <w:proofErr w:type="spellStart"/>
-      <w:r>
-        <w:rPr>
-          <w:i/>
-          <w:iCs/>
-          <w:color w:val="444444"/>
-          <w:sz w:val="20"/>
-          <w:szCs w:val="20"/>
-        </w:rPr>
-        <w:t>Keyboard</w:t>
-      </w:r>
-      <w:proofErr w:type="spellEnd"/>
-      <w:r>
-        <w:rPr>
-          <w:i/>
-          <w:iCs/>
-          <w:color w:val="444444"/>
-          <w:sz w:val="20"/>
-          <w:szCs w:val="20"/>
-        </w:rPr>
-        <w:t xml:space="preserve">: </w:t>
-      </w:r>
-      <w:proofErr w:type="spellStart"/>
-      <w:r>
-        <w:rPr>
-          <w:i/>
-          <w:iCs/>
-          <w:color w:val="444444"/>
-          <w:sz w:val="20"/>
-          <w:szCs w:val="20"/>
-        </w:rPr>
-        <w:t>allowedKeys</w:t>
-      </w:r>
-      <w:proofErr w:type="spellEnd"/>
-      <w:r>
-        <w:rPr>
-          <w:i/>
-          <w:iCs/>
-          <w:color w:val="444444"/>
-          <w:sz w:val="20"/>
-          <w:szCs w:val="20"/>
-        </w:rPr>
-        <w:t xml:space="preserve"> = ['</w:t>
-      </w:r>
-      <w:proofErr w:type="spellStart"/>
-      <w:r>
-        <w:rPr>
-          <w:i/>
-          <w:iCs/>
-          <w:color w:val="444444"/>
-          <w:sz w:val="20"/>
-          <w:szCs w:val="20"/>
-        </w:rPr>
-        <w:t>space</w:t>
-      </w:r>
-      <w:proofErr w:type="spellEnd"/>
-      <w:r>
-        <w:rPr>
-          <w:i/>
-          <w:iCs/>
-          <w:color w:val="444444"/>
-          <w:sz w:val="20"/>
-          <w:szCs w:val="20"/>
-        </w:rPr>
-        <w:t>']. La práctica usa palabras escritas como estímulos (archivo: condiciones_practica_palabras.xlsx).</w:t>
+        <w:t>Componente Text, duración = infinita. Componente Keyboard: allowedKeys = ['space']. La práctica usa palabras escritas como estímulos (archivo: condiciones_practica_palabras.xlsx).</w:t>
       </w:r>
     </w:p>
     <w:p>
@@ -2230,25 +1812,14 @@
           <w:bCs/>
           <w:color w:val="000000"/>
         </w:rPr>
-        <w:t xml:space="preserve">3. </w:t>
-      </w:r>
-      <w:proofErr w:type="spellStart"/>
-      <w:r>
-        <w:rPr>
-          <w:b/>
-          <w:bCs/>
-          <w:color w:val="000000"/>
-        </w:rPr>
-        <w:t>feedback_practica</w:t>
-      </w:r>
-      <w:proofErr w:type="spellEnd"/>
+        <w:t>3. feedback_practica</w:t>
+      </w:r>
     </w:p>
     <w:p>
       <w:pPr>
         <w:spacing w:before="40" w:after="120"/>
         <w:jc w:val="both"/>
       </w:pPr>
-      <w:proofErr w:type="spellStart"/>
       <w:r>
         <w:rPr>
           <w:i/>
@@ -2257,29 +1828,16 @@
           <w:sz w:val="22"/>
           <w:szCs w:val="22"/>
         </w:rPr>
-        <w:t>Routine</w:t>
-      </w:r>
-      <w:proofErr w:type="spellEnd"/>
-      <w:r>
-        <w:rPr>
-          <w:i/>
-          <w:iCs/>
+        <w:t xml:space="preserve">Routine: </w:t>
+      </w:r>
+      <w:r>
+        <w:rPr>
           <w:color w:val="000000"/>
           <w:sz w:val="22"/>
           <w:szCs w:val="22"/>
         </w:rPr>
-        <w:t xml:space="preserve">: </w:t>
-      </w:r>
-      <w:proofErr w:type="spellStart"/>
-      <w:r>
-        <w:rPr>
-          <w:color w:val="000000"/>
-          <w:sz w:val="22"/>
-          <w:szCs w:val="22"/>
-        </w:rPr>
         <w:t>feedback_practica</w:t>
       </w:r>
-      <w:proofErr w:type="spellEnd"/>
       <w:r>
         <w:rPr>
           <w:i/>
@@ -2406,151 +1964,7 @@
           <w:sz w:val="20"/>
           <w:szCs w:val="20"/>
         </w:rPr>
-        <w:t xml:space="preserve">Componente Code en Begin </w:t>
-      </w:r>
-      <w:proofErr w:type="spellStart"/>
-      <w:r>
-        <w:rPr>
-          <w:i/>
-          <w:iCs/>
-          <w:color w:val="444444"/>
-          <w:sz w:val="20"/>
-          <w:szCs w:val="20"/>
-        </w:rPr>
-        <w:t>Routine</w:t>
-      </w:r>
-      <w:proofErr w:type="spellEnd"/>
-      <w:r>
-        <w:rPr>
-          <w:i/>
-          <w:iCs/>
-          <w:color w:val="444444"/>
-          <w:sz w:val="20"/>
-          <w:szCs w:val="20"/>
-        </w:rPr>
-        <w:t xml:space="preserve">: evaluar </w:t>
-      </w:r>
-      <w:proofErr w:type="spellStart"/>
-      <w:r>
-        <w:rPr>
-          <w:i/>
-          <w:iCs/>
-          <w:color w:val="444444"/>
-          <w:sz w:val="20"/>
-          <w:szCs w:val="20"/>
-        </w:rPr>
-        <w:t>key_resp_</w:t>
-      </w:r>
-      <w:proofErr w:type="gramStart"/>
-      <w:r>
-        <w:rPr>
-          <w:i/>
-          <w:iCs/>
-          <w:color w:val="444444"/>
-          <w:sz w:val="20"/>
-          <w:szCs w:val="20"/>
-        </w:rPr>
-        <w:t>practice.corr</w:t>
-      </w:r>
-      <w:proofErr w:type="spellEnd"/>
-      <w:proofErr w:type="gramEnd"/>
-      <w:r>
-        <w:rPr>
-          <w:i/>
-          <w:iCs/>
-          <w:color w:val="444444"/>
-          <w:sz w:val="20"/>
-          <w:szCs w:val="20"/>
-        </w:rPr>
-        <w:t xml:space="preserve"> y asignar a variable </w:t>
-      </w:r>
-      <w:proofErr w:type="spellStart"/>
-      <w:r>
-        <w:rPr>
-          <w:i/>
-          <w:iCs/>
-          <w:color w:val="444444"/>
-          <w:sz w:val="20"/>
-          <w:szCs w:val="20"/>
-        </w:rPr>
-        <w:t>mensaje_feedback</w:t>
-      </w:r>
-      <w:proofErr w:type="spellEnd"/>
-      <w:r>
-        <w:rPr>
-          <w:i/>
-          <w:iCs/>
-          <w:color w:val="444444"/>
-          <w:sz w:val="20"/>
-          <w:szCs w:val="20"/>
-        </w:rPr>
-        <w:t>. Componente Text: $</w:t>
-      </w:r>
-      <w:proofErr w:type="spellStart"/>
-      <w:r>
-        <w:rPr>
-          <w:i/>
-          <w:iCs/>
-          <w:color w:val="444444"/>
-          <w:sz w:val="20"/>
-          <w:szCs w:val="20"/>
-        </w:rPr>
-        <w:t>mensaje_feedback</w:t>
-      </w:r>
-      <w:proofErr w:type="spellEnd"/>
-      <w:r>
-        <w:rPr>
-          <w:i/>
-          <w:iCs/>
-          <w:color w:val="444444"/>
-          <w:sz w:val="20"/>
-          <w:szCs w:val="20"/>
-        </w:rPr>
-        <w:t xml:space="preserve"> con 'set </w:t>
-      </w:r>
-      <w:proofErr w:type="spellStart"/>
-      <w:r>
-        <w:rPr>
-          <w:i/>
-          <w:iCs/>
-          <w:color w:val="444444"/>
-          <w:sz w:val="20"/>
-          <w:szCs w:val="20"/>
-        </w:rPr>
-        <w:t>every</w:t>
-      </w:r>
-      <w:proofErr w:type="spellEnd"/>
-      <w:r>
-        <w:rPr>
-          <w:i/>
-          <w:iCs/>
-          <w:color w:val="444444"/>
-          <w:sz w:val="20"/>
-          <w:szCs w:val="20"/>
-        </w:rPr>
-        <w:t xml:space="preserve"> </w:t>
-      </w:r>
-      <w:proofErr w:type="spellStart"/>
-      <w:r>
-        <w:rPr>
-          <w:i/>
-          <w:iCs/>
-          <w:color w:val="444444"/>
-          <w:sz w:val="20"/>
-          <w:szCs w:val="20"/>
-        </w:rPr>
-        <w:t>repeat</w:t>
-      </w:r>
-      <w:proofErr w:type="spellEnd"/>
-      <w:r>
-        <w:rPr>
-          <w:i/>
-          <w:iCs/>
-          <w:color w:val="444444"/>
-          <w:sz w:val="20"/>
-          <w:szCs w:val="20"/>
-        </w:rPr>
-        <w:t>'. Duración = 1 s.</w:t>
+        <w:t>Componente Code en Begin Routine: evaluar key_resp_practice.corr y asignar a variable mensaje_feedback. Componente Text: $mensaje_feedback con 'set every repeat'. Duración = 1 s.</w:t>
       </w:r>
     </w:p>
     <w:p>
@@ -2564,25 +1978,14 @@
           <w:bCs/>
           <w:color w:val="000000"/>
         </w:rPr>
-        <w:t xml:space="preserve">4. </w:t>
-      </w:r>
-      <w:proofErr w:type="spellStart"/>
-      <w:r>
-        <w:rPr>
-          <w:b/>
-          <w:bCs/>
-          <w:color w:val="000000"/>
-        </w:rPr>
-        <w:t>fin_practica</w:t>
-      </w:r>
-      <w:proofErr w:type="spellEnd"/>
+        <w:t>4. fin_practica</w:t>
+      </w:r>
     </w:p>
     <w:p>
       <w:pPr>
         <w:spacing w:before="40" w:after="120"/>
         <w:jc w:val="both"/>
       </w:pPr>
-      <w:proofErr w:type="spellStart"/>
       <w:r>
         <w:rPr>
           <w:i/>
@@ -2591,29 +1994,16 @@
           <w:sz w:val="22"/>
           <w:szCs w:val="22"/>
         </w:rPr>
-        <w:t>Routine</w:t>
-      </w:r>
-      <w:proofErr w:type="spellEnd"/>
-      <w:r>
-        <w:rPr>
-          <w:i/>
-          <w:iCs/>
+        <w:t xml:space="preserve">Routine: </w:t>
+      </w:r>
+      <w:r>
+        <w:rPr>
           <w:color w:val="000000"/>
           <w:sz w:val="22"/>
           <w:szCs w:val="22"/>
         </w:rPr>
-        <w:t xml:space="preserve">: </w:t>
-      </w:r>
-      <w:proofErr w:type="spellStart"/>
-      <w:r>
-        <w:rPr>
-          <w:color w:val="000000"/>
-          <w:sz w:val="22"/>
-          <w:szCs w:val="22"/>
-        </w:rPr>
         <w:t>fin_practica</w:t>
       </w:r>
-      <w:proofErr w:type="spellEnd"/>
       <w:r>
         <w:rPr>
           <w:i/>
@@ -2691,25 +2081,7 @@
                 <w:sz w:val="22"/>
                 <w:szCs w:val="22"/>
               </w:rPr>
-              <w:t xml:space="preserve">A </w:t>
-            </w:r>
-            <w:proofErr w:type="gramStart"/>
-            <w:r>
-              <w:rPr>
-                <w:color w:val="000000"/>
-                <w:sz w:val="22"/>
-                <w:szCs w:val="22"/>
-              </w:rPr>
-              <w:t>continuación</w:t>
-            </w:r>
-            <w:proofErr w:type="gramEnd"/>
-            <w:r>
-              <w:rPr>
-                <w:color w:val="000000"/>
-                <w:sz w:val="22"/>
-                <w:szCs w:val="22"/>
-              </w:rPr>
-              <w:t xml:space="preserve"> verás fotografías de rostros en lugar de palabras.</w:t>
+              <w:t>A continuación verás fotografías de rostros en lugar de palabras.</w:t>
             </w:r>
           </w:p>
           <w:p>
@@ -2753,29 +2125,7 @@
           <w:sz w:val="20"/>
           <w:szCs w:val="20"/>
         </w:rPr>
-        <w:t xml:space="preserve">Componente Text, duración = 5 s. Sin componente </w:t>
-      </w:r>
-      <w:proofErr w:type="spellStart"/>
-      <w:r>
-        <w:rPr>
-          <w:i/>
-          <w:iCs/>
-          <w:color w:val="444444"/>
-          <w:sz w:val="20"/>
-          <w:szCs w:val="20"/>
-        </w:rPr>
-        <w:t>Keyboard</w:t>
-      </w:r>
-      <w:proofErr w:type="spellEnd"/>
-      <w:r>
-        <w:rPr>
-          <w:i/>
-          <w:iCs/>
-          <w:color w:val="444444"/>
-          <w:sz w:val="20"/>
-          <w:szCs w:val="20"/>
-        </w:rPr>
-        <w:t>.</w:t>
+        <w:t>Componente Text, duración = 5 s. Sin componente Keyboard.</w:t>
       </w:r>
     </w:p>
     <w:p>
@@ -2798,7 +2148,6 @@
         <w:spacing w:before="40" w:after="120"/>
         <w:jc w:val="both"/>
       </w:pPr>
-      <w:proofErr w:type="spellStart"/>
       <w:r>
         <w:rPr>
           <w:i/>
@@ -2807,18 +2156,7 @@
           <w:sz w:val="22"/>
           <w:szCs w:val="22"/>
         </w:rPr>
-        <w:t>Routine</w:t>
-      </w:r>
-      <w:proofErr w:type="spellEnd"/>
-      <w:r>
-        <w:rPr>
-          <w:i/>
-          <w:iCs/>
-          <w:color w:val="000000"/>
-          <w:sz w:val="22"/>
-          <w:szCs w:val="22"/>
-        </w:rPr>
-        <w:t xml:space="preserve">: </w:t>
+        <w:t xml:space="preserve">Routine: </w:t>
       </w:r>
       <w:r>
         <w:rPr>
@@ -2936,29 +2274,7 @@
           <w:sz w:val="20"/>
           <w:szCs w:val="20"/>
         </w:rPr>
-        <w:t xml:space="preserve">Componente Text, duración = 60 s. Sin componente </w:t>
-      </w:r>
-      <w:proofErr w:type="spellStart"/>
-      <w:r>
-        <w:rPr>
-          <w:i/>
-          <w:iCs/>
-          <w:color w:val="444444"/>
-          <w:sz w:val="20"/>
-          <w:szCs w:val="20"/>
-        </w:rPr>
-        <w:t>Keyboard</w:t>
-      </w:r>
-      <w:proofErr w:type="spellEnd"/>
-      <w:r>
-        <w:rPr>
-          <w:i/>
-          <w:iCs/>
-          <w:color w:val="444444"/>
-          <w:sz w:val="20"/>
-          <w:szCs w:val="20"/>
-        </w:rPr>
-        <w:t>.</w:t>
+        <w:t>Componente Text, duración = 60 s. Sin componente Keyboard.</w:t>
       </w:r>
     </w:p>
     <w:p>
@@ -2996,7 +2312,6 @@
         <w:spacing w:before="40" w:after="120"/>
         <w:jc w:val="both"/>
       </w:pPr>
-      <w:proofErr w:type="spellStart"/>
       <w:r>
         <w:rPr>
           <w:i/>
@@ -3005,27 +2320,23 @@
           <w:sz w:val="22"/>
           <w:szCs w:val="22"/>
         </w:rPr>
-        <w:t>Routine</w:t>
-      </w:r>
-      <w:proofErr w:type="spellEnd"/>
-      <w:r>
-        <w:rPr>
-          <w:i/>
-          <w:iCs/>
+        <w:t xml:space="preserve">Routine: </w:t>
+      </w:r>
+      <w:r>
+        <w:rPr>
           <w:color w:val="000000"/>
           <w:sz w:val="22"/>
           <w:szCs w:val="22"/>
         </w:rPr>
-        <w:t xml:space="preserve">: </w:t>
-      </w:r>
-      <w:proofErr w:type="spellStart"/>
+        <w:t>in</w:t>
+      </w:r>
       <w:r>
         <w:rPr>
           <w:color w:val="000000"/>
           <w:sz w:val="22"/>
           <w:szCs w:val="22"/>
         </w:rPr>
-        <w:t>in</w:t>
+        <w:t>strucciones</w:t>
       </w:r>
       <w:r>
         <w:rPr>
@@ -3033,17 +2344,8 @@
           <w:sz w:val="22"/>
           <w:szCs w:val="22"/>
         </w:rPr>
-        <w:t>strucciones</w:t>
-      </w:r>
-      <w:r>
-        <w:rPr>
-          <w:color w:val="000000"/>
-          <w:sz w:val="22"/>
-          <w:szCs w:val="22"/>
-        </w:rPr>
         <w:t>_experimental</w:t>
       </w:r>
-      <w:proofErr w:type="spellEnd"/>
       <w:r>
         <w:rPr>
           <w:i/>
@@ -3119,7 +2421,6 @@
               <w:spacing w:before="40" w:after="40"/>
               <w:ind w:left="720"/>
             </w:pPr>
-            <w:proofErr w:type="gramStart"/>
             <w:r>
               <w:rPr>
                 <w:b/>
@@ -3128,9 +2429,14 @@
                 <w:sz w:val="22"/>
                 <w:szCs w:val="22"/>
               </w:rPr>
-              <w:t>F  →</w:t>
-            </w:r>
-            <w:proofErr w:type="gramEnd"/>
+              <w:t>F  →  Alegría</w:t>
+            </w:r>
+          </w:p>
+          <w:p>
+            <w:pPr>
+              <w:spacing w:before="40" w:after="40"/>
+              <w:ind w:left="720"/>
+            </w:pPr>
             <w:r>
               <w:rPr>
                 <w:b/>
@@ -3139,7 +2445,7 @@
                 <w:sz w:val="22"/>
                 <w:szCs w:val="22"/>
               </w:rPr>
-              <w:t xml:space="preserve">  Alegría</w:t>
+              <w:t>G  →  Tristeza</w:t>
             </w:r>
           </w:p>
           <w:p>
@@ -3147,7 +2453,6 @@
               <w:spacing w:before="40" w:after="40"/>
               <w:ind w:left="720"/>
             </w:pPr>
-            <w:proofErr w:type="gramStart"/>
             <w:r>
               <w:rPr>
                 <w:b/>
@@ -3156,9 +2461,14 @@
                 <w:sz w:val="22"/>
                 <w:szCs w:val="22"/>
               </w:rPr>
-              <w:t>G  →</w:t>
-            </w:r>
-            <w:proofErr w:type="gramEnd"/>
+              <w:t>H  →  Ira</w:t>
+            </w:r>
+          </w:p>
+          <w:p>
+            <w:pPr>
+              <w:spacing w:before="40" w:after="40"/>
+              <w:ind w:left="720"/>
+            </w:pPr>
             <w:r>
               <w:rPr>
                 <w:b/>
@@ -3167,63 +2477,7 @@
                 <w:sz w:val="22"/>
                 <w:szCs w:val="22"/>
               </w:rPr>
-              <w:t xml:space="preserve">  Tristeza</w:t>
-            </w:r>
-          </w:p>
-          <w:p>
-            <w:pPr>
-              <w:spacing w:before="40" w:after="40"/>
-              <w:ind w:left="720"/>
-            </w:pPr>
-            <w:proofErr w:type="gramStart"/>
-            <w:r>
-              <w:rPr>
-                <w:b/>
-                <w:bCs/>
-                <w:color w:val="000000"/>
-                <w:sz w:val="22"/>
-                <w:szCs w:val="22"/>
-              </w:rPr>
-              <w:t>H  →</w:t>
-            </w:r>
-            <w:proofErr w:type="gramEnd"/>
-            <w:r>
-              <w:rPr>
-                <w:b/>
-                <w:bCs/>
-                <w:color w:val="000000"/>
-                <w:sz w:val="22"/>
-                <w:szCs w:val="22"/>
-              </w:rPr>
-              <w:t xml:space="preserve">  Ira</w:t>
-            </w:r>
-          </w:p>
-          <w:p>
-            <w:pPr>
-              <w:spacing w:before="40" w:after="40"/>
-              <w:ind w:left="720"/>
-            </w:pPr>
-            <w:proofErr w:type="gramStart"/>
-            <w:r>
-              <w:rPr>
-                <w:b/>
-                <w:bCs/>
-                <w:color w:val="000000"/>
-                <w:sz w:val="22"/>
-                <w:szCs w:val="22"/>
-              </w:rPr>
-              <w:t>J  →</w:t>
-            </w:r>
-            <w:proofErr w:type="gramEnd"/>
-            <w:r>
-              <w:rPr>
-                <w:b/>
-                <w:bCs/>
-                <w:color w:val="000000"/>
-                <w:sz w:val="22"/>
-                <w:szCs w:val="22"/>
-              </w:rPr>
-              <w:t xml:space="preserve">  Miedo</w:t>
+              <w:t>J  →  Miedo</w:t>
             </w:r>
           </w:p>
           <w:p>
@@ -3295,7 +2549,6 @@
         </w:rPr>
         <w:t xml:space="preserve">Componente Text, duración = infinita. </w:t>
       </w:r>
-      <w:proofErr w:type="spellStart"/>
       <w:r>
         <w:rPr>
           <w:i/>
@@ -3305,43 +2558,7 @@
           <w:szCs w:val="20"/>
           <w:lang w:val="en-US"/>
         </w:rPr>
-        <w:t>Componente</w:t>
-      </w:r>
-      <w:proofErr w:type="spellEnd"/>
-      <w:r>
-        <w:rPr>
-          <w:i/>
-          <w:iCs/>
-          <w:color w:val="444444"/>
-          <w:sz w:val="20"/>
-          <w:szCs w:val="20"/>
-          <w:lang w:val="en-US"/>
-        </w:rPr>
-        <w:t xml:space="preserve"> Keyboard: </w:t>
-      </w:r>
-      <w:proofErr w:type="spellStart"/>
-      <w:r>
-        <w:rPr>
-          <w:i/>
-          <w:iCs/>
-          <w:color w:val="444444"/>
-          <w:sz w:val="20"/>
-          <w:szCs w:val="20"/>
-          <w:lang w:val="en-US"/>
-        </w:rPr>
-        <w:t>allowedKeys</w:t>
-      </w:r>
-      <w:proofErr w:type="spellEnd"/>
-      <w:r>
-        <w:rPr>
-          <w:i/>
-          <w:iCs/>
-          <w:color w:val="444444"/>
-          <w:sz w:val="20"/>
-          <w:szCs w:val="20"/>
-          <w:lang w:val="en-US"/>
-        </w:rPr>
-        <w:t xml:space="preserve"> = ['space'].</w:t>
+        <w:t>Componente Keyboard: allowedKeys = ['space'].</w:t>
       </w:r>
     </w:p>
     <w:p>
@@ -3359,26 +2576,14 @@
           <w:color w:val="000000"/>
           <w:lang w:val="en-US"/>
         </w:rPr>
-        <w:t xml:space="preserve">7. </w:t>
-      </w:r>
-      <w:proofErr w:type="spellStart"/>
-      <w:r>
-        <w:rPr>
-          <w:b/>
-          <w:bCs/>
-          <w:color w:val="000000"/>
-          <w:lang w:val="en-US"/>
-        </w:rPr>
-        <w:t>fin_experimento</w:t>
-      </w:r>
-      <w:proofErr w:type="spellEnd"/>
+        <w:t>7. fin_experimento</w:t>
+      </w:r>
     </w:p>
     <w:p>
       <w:pPr>
         <w:spacing w:before="40" w:after="120"/>
         <w:jc w:val="both"/>
       </w:pPr>
-      <w:proofErr w:type="spellStart"/>
       <w:r>
         <w:rPr>
           <w:i/>
@@ -3387,29 +2592,16 @@
           <w:sz w:val="22"/>
           <w:szCs w:val="22"/>
         </w:rPr>
-        <w:t>Routine</w:t>
-      </w:r>
-      <w:proofErr w:type="spellEnd"/>
-      <w:r>
-        <w:rPr>
-          <w:i/>
-          <w:iCs/>
+        <w:t xml:space="preserve">Routine: </w:t>
+      </w:r>
+      <w:r>
+        <w:rPr>
           <w:color w:val="000000"/>
           <w:sz w:val="22"/>
           <w:szCs w:val="22"/>
         </w:rPr>
-        <w:t xml:space="preserve">: </w:t>
-      </w:r>
-      <w:proofErr w:type="spellStart"/>
-      <w:r>
-        <w:rPr>
-          <w:color w:val="000000"/>
-          <w:sz w:val="22"/>
-          <w:szCs w:val="22"/>
-        </w:rPr>
         <w:t>fin_experimento</w:t>
       </w:r>
-      <w:proofErr w:type="spellEnd"/>
       <w:r>
         <w:rPr>
           <w:i/>
@@ -3518,29 +2710,7 @@
           <w:sz w:val="20"/>
           <w:szCs w:val="20"/>
         </w:rPr>
-        <w:t xml:space="preserve">Componente Text, duración = 5 s. Sin componente </w:t>
-      </w:r>
-      <w:proofErr w:type="spellStart"/>
-      <w:r>
-        <w:rPr>
-          <w:i/>
-          <w:iCs/>
-          <w:color w:val="444444"/>
-          <w:sz w:val="20"/>
-          <w:szCs w:val="20"/>
-        </w:rPr>
-        <w:t>Keyboard</w:t>
-      </w:r>
-      <w:proofErr w:type="spellEnd"/>
-      <w:r>
-        <w:rPr>
-          <w:i/>
-          <w:iCs/>
-          <w:color w:val="444444"/>
-          <w:sz w:val="20"/>
-          <w:szCs w:val="20"/>
-        </w:rPr>
-        <w:t>.</w:t>
+        <w:t>Componente Text, duración = 5 s. Sin componente Keyboard.</w:t>
       </w:r>
     </w:p>
     <w:sectPr>

--- a/docs/instrucciones_categorizacion_emocional.docx
+++ b/docs/instrucciones_categorizacion_emocional.docx
@@ -1,6 +1,6 @@
 
 <file path=word/document.xml><?xml version="1.0" encoding="utf-8"?>
-<w:document xmlns:wpc="http://schemas.microsoft.com/office/word/2010/wordprocessingCanvas" xmlns:cx="http://schemas.microsoft.com/office/drawing/2014/chartex" xmlns:cx1="http://schemas.microsoft.com/office/drawing/2015/9/8/chartex" xmlns:cx2="http://schemas.microsoft.com/office/drawing/2015/10/21/chartex" xmlns:cx3="http://schemas.microsoft.com/office/drawing/2016/5/9/chartex" xmlns:cx4="http://schemas.microsoft.com/office/drawing/2016/5/10/chartex" xmlns:cx5="http://schemas.microsoft.com/office/drawing/2016/5/11/chartex" xmlns:cx6="http://schemas.microsoft.com/office/drawing/2016/5/12/chartex" xmlns:cx7="http://schemas.microsoft.com/office/drawing/2016/5/13/chartex" xmlns:cx8="http://schemas.microsoft.com/office/drawing/2016/5/14/chartex" xmlns:mc="http://schemas.openxmlformats.org/markup-compatibility/2006" xmlns:aink="http://schemas.microsoft.com/office/drawing/2016/ink" xmlns:am3d="http://schemas.microsoft.com/office/drawing/2017/model3d" xmlns:o="urn:schemas-microsoft-com:office:office" xmlns:oel="http://schemas.microsoft.com/office/2019/extlst" xmlns:r="http://schemas.openxmlformats.org/officeDocument/2006/relationships" xmlns:m="http://schemas.openxmlformats.org/officeDocument/2006/math" xmlns:v="urn:schemas-microsoft-com:vml" xmlns:wp14="http://schemas.microsoft.com/office/word/2010/wordprocessingDrawing" xmlns:wp="http://schemas.openxmlformats.org/drawingml/2006/wordprocessingDrawing" xmlns:w10="urn:schemas-microsoft-com:office:word" xmlns:w="http://schemas.openxmlformats.org/wordprocessingml/2006/main" xmlns:w14="http://schemas.microsoft.com/office/word/2010/wordml" xmlns:w15="http://schemas.microsoft.com/office/word/2012/wordml" xmlns:w16cex="http://schemas.microsoft.com/office/word/2018/wordml/cex" xmlns:w16cid="http://schemas.microsoft.com/office/word/2016/wordml/cid" xmlns:w16="http://schemas.microsoft.com/office/word/2018/wordml" xmlns:w16du="http://schemas.microsoft.com/office/word/2023/wordml/word16du" xmlns:w16sdtdh="http://schemas.microsoft.com/office/word/2020/wordml/sdtdatahash" xmlns:w16sdtfl="http://schemas.microsoft.com/office/word/2024/wordml/sdtformatlock" xmlns:w16se="http://schemas.microsoft.com/office/word/2015/wordml/symex" xmlns:wpg="http://schemas.microsoft.com/office/word/2010/wordprocessingGroup" xmlns:wpi="http://schemas.microsoft.com/office/word/2010/wordprocessingInk" xmlns:wne="http://schemas.microsoft.com/office/word/2006/wordml" xmlns:wps="http://schemas.microsoft.com/office/word/2010/wordprocessingShape" mc:Ignorable="w14 w15 w16se w16cid w16 w16cex w16sdtdh w16sdtfl w16du wp14">
+<w:document xmlns:wpc="http://schemas.microsoft.com/office/word/2010/wordprocessingCanvas" xmlns:cx="http://schemas.microsoft.com/office/drawing/2014/chartex" xmlns:cx1="http://schemas.microsoft.com/office/drawing/2015/9/8/chartex" xmlns:cx2="http://schemas.microsoft.com/office/drawing/2015/10/21/chartex" xmlns:cx3="http://schemas.microsoft.com/office/drawing/2016/5/9/chartex" xmlns:cx4="http://schemas.microsoft.com/office/drawing/2016/5/10/chartex" xmlns:cx5="http://schemas.microsoft.com/office/drawing/2016/5/11/chartex" xmlns:cx6="http://schemas.microsoft.com/office/drawing/2016/5/12/chartex" xmlns:cx7="http://schemas.microsoft.com/office/drawing/2016/5/13/chartex" xmlns:cx8="http://schemas.microsoft.com/office/drawing/2016/5/14/chartex" xmlns:mc="http://schemas.openxmlformats.org/markup-compatibility/2006" xmlns:m="http://schemas.openxmlformats.org/officeDocument/2006/math" xmlns:aink="http://schemas.microsoft.com/office/drawing/2016/ink" xmlns:am3d="http://schemas.microsoft.com/office/drawing/2017/model3d" xmlns:oel="http://schemas.microsoft.com/office/2019/extlst" xmlns:r="http://schemas.openxmlformats.org/officeDocument/2006/relationships" xmlns:wp14="http://schemas.microsoft.com/office/word/2010/wordprocessingDrawing" xmlns:wp="http://schemas.openxmlformats.org/drawingml/2006/wordprocessingDrawing" xmlns:wpg="http://schemas.microsoft.com/office/word/2010/wordprocessingGroup" xmlns:wpi="http://schemas.microsoft.com/office/word/2010/wordprocessingInk" xmlns:wps="http://schemas.microsoft.com/office/word/2010/wordprocessingShape" xmlns:o="urn:schemas-microsoft-com:office:office" xmlns:v="urn:schemas-microsoft-com:vml" xmlns:w10="urn:schemas-microsoft-com:office:word" xmlns:w="http://schemas.openxmlformats.org/wordprocessingml/2006/main" xmlns:w14="http://schemas.microsoft.com/office/word/2010/wordml" xmlns:w15="http://schemas.microsoft.com/office/word/2012/wordml" xmlns:w16cex="http://schemas.microsoft.com/office/word/2018/wordml/cex" xmlns:w16cid="http://schemas.microsoft.com/office/word/2016/wordml/cid" xmlns:w16="http://schemas.microsoft.com/office/word/2018/wordml" xmlns:w16sdtdh="http://schemas.microsoft.com/office/word/2020/wordml/sdtdatahash" xmlns:w16sdtfl="http://schemas.microsoft.com/office/word/2024/wordml/sdtformatlock" xmlns:w16se="http://schemas.microsoft.com/office/word/2015/wordml/symex" xmlns:w16du="http://schemas.microsoft.com/office/word/2023/wordml/word16du" xmlns:wne="http://schemas.microsoft.com/office/word/2006/wordml" mc:Ignorable="w14 w15 w16se w16cid w16 w16cex w16sdtdh w16sdtfl w16du wp14">
   <w:body>
     <w:p>
       <w:pPr>
@@ -69,7 +69,15 @@
           <w:sz w:val="22"/>
           <w:szCs w:val="22"/>
         </w:rPr>
-        <w:t>2026-1</w:t>
+        <w:t>2026-</w:t>
+      </w:r>
+      <w:r>
+        <w:rPr>
+          <w:color w:val="000000"/>
+          <w:sz w:val="22"/>
+          <w:szCs w:val="22"/>
+        </w:rPr>
+        <w:t>2</w:t>
       </w:r>
     </w:p>
     <w:p>
@@ -450,13 +458,28 @@
             </w:tcMar>
           </w:tcPr>
           <w:p>
-            <w:r>
-              <w:rPr>
-                <w:color w:val="000000"/>
-                <w:sz w:val="22"/>
-                <w:szCs w:val="22"/>
-              </w:rPr>
-              <w:t>practica (× 12)</w:t>
+            <w:pPr>
+              <w:rPr>
+                <w:color w:val="000000"/>
+                <w:sz w:val="22"/>
+                <w:szCs w:val="22"/>
+              </w:rPr>
+            </w:pPr>
+            <w:r>
+              <w:rPr>
+                <w:color w:val="000000"/>
+                <w:sz w:val="22"/>
+                <w:szCs w:val="22"/>
+              </w:rPr>
+              <w:t>cruz_practica</w:t>
+            </w:r>
+            <w:r>
+              <w:rPr>
+                <w:color w:val="000000"/>
+                <w:sz w:val="22"/>
+                <w:szCs w:val="22"/>
+              </w:rPr>
+              <w:t xml:space="preserve"> (× 12)</w:t>
             </w:r>
           </w:p>
         </w:tc>
@@ -478,13 +501,20 @@
             </w:tcMar>
           </w:tcPr>
           <w:p>
-            <w:r>
-              <w:rPr>
-                <w:color w:val="000000"/>
-                <w:sz w:val="22"/>
-                <w:szCs w:val="22"/>
-              </w:rPr>
-              <w:t>Por trial</w:t>
+            <w:pPr>
+              <w:rPr>
+                <w:color w:val="000000"/>
+                <w:sz w:val="22"/>
+                <w:szCs w:val="22"/>
+              </w:rPr>
+            </w:pPr>
+            <w:r>
+              <w:rPr>
+                <w:color w:val="000000"/>
+                <w:sz w:val="22"/>
+                <w:szCs w:val="22"/>
+              </w:rPr>
+              <w:t>500 ms</w:t>
             </w:r>
           </w:p>
         </w:tc>
@@ -506,13 +536,20 @@
             </w:tcMar>
           </w:tcPr>
           <w:p>
-            <w:r>
-              <w:rPr>
-                <w:color w:val="000000"/>
-                <w:sz w:val="22"/>
-                <w:szCs w:val="22"/>
-              </w:rPr>
-              <w:t>Tecla de respuesta</w:t>
+            <w:pPr>
+              <w:rPr>
+                <w:color w:val="000000"/>
+                <w:sz w:val="22"/>
+                <w:szCs w:val="22"/>
+              </w:rPr>
+            </w:pPr>
+            <w:r>
+              <w:rPr>
+                <w:color w:val="000000"/>
+                <w:sz w:val="22"/>
+                <w:szCs w:val="22"/>
+              </w:rPr>
+              <w:t>Automático</w:t>
             </w:r>
           </w:p>
         </w:tc>
@@ -542,23 +579,7 @@
                 <w:sz w:val="22"/>
                 <w:szCs w:val="22"/>
               </w:rPr>
-              <w:t>feedback_practica</w:t>
-            </w:r>
-            <w:r>
-              <w:rPr>
-                <w:color w:val="000000"/>
-                <w:sz w:val="22"/>
-                <w:szCs w:val="22"/>
-              </w:rPr>
-              <w:t xml:space="preserve"> </w:t>
-            </w:r>
-            <w:r>
-              <w:rPr>
-                <w:color w:val="000000"/>
-                <w:sz w:val="22"/>
-                <w:szCs w:val="22"/>
-              </w:rPr>
-              <w:t>(× 12)</w:t>
+              <w:t>practica (× 12)</w:t>
             </w:r>
           </w:p>
         </w:tc>
@@ -586,7 +607,7 @@
                 <w:sz w:val="22"/>
                 <w:szCs w:val="22"/>
               </w:rPr>
-              <w:t>1 s</w:t>
+              <w:t>Por trial</w:t>
             </w:r>
           </w:p>
         </w:tc>
@@ -614,7 +635,7 @@
                 <w:sz w:val="22"/>
                 <w:szCs w:val="22"/>
               </w:rPr>
-              <w:t>Automático</w:t>
+              <w:t>Tecla de respuesta</w:t>
             </w:r>
           </w:p>
         </w:tc>
@@ -644,7 +665,23 @@
                 <w:sz w:val="22"/>
                 <w:szCs w:val="22"/>
               </w:rPr>
-              <w:t>fin_practica</w:t>
+              <w:t>feedback_practica</w:t>
+            </w:r>
+            <w:r>
+              <w:rPr>
+                <w:color w:val="000000"/>
+                <w:sz w:val="22"/>
+                <w:szCs w:val="22"/>
+              </w:rPr>
+              <w:t xml:space="preserve"> </w:t>
+            </w:r>
+            <w:r>
+              <w:rPr>
+                <w:color w:val="000000"/>
+                <w:sz w:val="22"/>
+                <w:szCs w:val="22"/>
+              </w:rPr>
+              <w:t>(× 12)</w:t>
             </w:r>
           </w:p>
         </w:tc>
@@ -672,7 +709,7 @@
                 <w:sz w:val="22"/>
                 <w:szCs w:val="22"/>
               </w:rPr>
-              <w:t>5 s</w:t>
+              <w:t>1 s</w:t>
             </w:r>
           </w:p>
         </w:tc>
@@ -730,7 +767,7 @@
                 <w:sz w:val="22"/>
                 <w:szCs w:val="22"/>
               </w:rPr>
-              <w:t>descanso</w:t>
+              <w:t>fin_practica</w:t>
             </w:r>
           </w:p>
         </w:tc>
@@ -758,7 +795,7 @@
                 <w:sz w:val="22"/>
                 <w:szCs w:val="22"/>
               </w:rPr>
-              <w:t>60 s</w:t>
+              <w:t>5 s</w:t>
             </w:r>
           </w:p>
         </w:tc>
@@ -816,15 +853,7 @@
                 <w:sz w:val="22"/>
                 <w:szCs w:val="22"/>
               </w:rPr>
-              <w:t>instrucciones</w:t>
-            </w:r>
-            <w:r>
-              <w:rPr>
-                <w:color w:val="000000"/>
-                <w:sz w:val="22"/>
-                <w:szCs w:val="22"/>
-              </w:rPr>
-              <w:t>_experimental</w:t>
+              <w:t>descanso</w:t>
             </w:r>
           </w:p>
         </w:tc>
@@ -852,7 +881,7 @@
                 <w:sz w:val="22"/>
                 <w:szCs w:val="22"/>
               </w:rPr>
-              <w:t>Ilimitada</w:t>
+              <w:t>60 s</w:t>
             </w:r>
           </w:p>
         </w:tc>
@@ -880,7 +909,216 @@
                 <w:sz w:val="22"/>
                 <w:szCs w:val="22"/>
               </w:rPr>
+              <w:t>Automático</w:t>
+            </w:r>
+          </w:p>
+        </w:tc>
+      </w:tr>
+      <w:tr>
+        <w:tc>
+          <w:tcPr>
+            <w:tcW w:w="3600" w:type="dxa"/>
+            <w:tcBorders>
+              <w:top w:val="none" w:sz="0" w:space="0" w:color="FFFFFF"/>
+              <w:left w:val="none" w:sz="0" w:space="0" w:color="FFFFFF"/>
+              <w:bottom w:val="none" w:sz="0" w:space="0" w:color="FFFFFF"/>
+              <w:right w:val="none" w:sz="0" w:space="0" w:color="FFFFFF"/>
+            </w:tcBorders>
+            <w:shd w:val="clear" w:color="auto" w:fill="FFFFFF"/>
+            <w:tcMar>
+              <w:top w:w="80" w:type="dxa"/>
+              <w:left w:w="0" w:type="dxa"/>
+              <w:bottom w:w="80" w:type="dxa"/>
+              <w:right w:w="120" w:type="dxa"/>
+            </w:tcMar>
+          </w:tcPr>
+          <w:p>
+            <w:r>
+              <w:rPr>
+                <w:color w:val="000000"/>
+                <w:sz w:val="22"/>
+                <w:szCs w:val="22"/>
+              </w:rPr>
+              <w:t>instrucciones</w:t>
+            </w:r>
+            <w:r>
+              <w:rPr>
+                <w:color w:val="000000"/>
+                <w:sz w:val="22"/>
+                <w:szCs w:val="22"/>
+              </w:rPr>
+              <w:t>_experimental</w:t>
+            </w:r>
+          </w:p>
+        </w:tc>
+        <w:tc>
+          <w:tcPr>
+            <w:tcW w:w="2200" w:type="dxa"/>
+            <w:tcBorders>
+              <w:top w:val="none" w:sz="0" w:space="0" w:color="FFFFFF"/>
+              <w:left w:val="none" w:sz="0" w:space="0" w:color="FFFFFF"/>
+              <w:bottom w:val="none" w:sz="0" w:space="0" w:color="FFFFFF"/>
+              <w:right w:val="none" w:sz="0" w:space="0" w:color="FFFFFF"/>
+            </w:tcBorders>
+            <w:shd w:val="clear" w:color="auto" w:fill="FFFFFF"/>
+            <w:tcMar>
+              <w:top w:w="80" w:type="dxa"/>
+              <w:left w:w="0" w:type="dxa"/>
+              <w:bottom w:w="80" w:type="dxa"/>
+              <w:right w:w="120" w:type="dxa"/>
+            </w:tcMar>
+          </w:tcPr>
+          <w:p>
+            <w:r>
+              <w:rPr>
+                <w:color w:val="000000"/>
+                <w:sz w:val="22"/>
+                <w:szCs w:val="22"/>
+              </w:rPr>
+              <w:t>Ilimitada</w:t>
+            </w:r>
+          </w:p>
+        </w:tc>
+        <w:tc>
+          <w:tcPr>
+            <w:tcW w:w="3226" w:type="dxa"/>
+            <w:tcBorders>
+              <w:top w:val="none" w:sz="0" w:space="0" w:color="FFFFFF"/>
+              <w:left w:val="none" w:sz="0" w:space="0" w:color="FFFFFF"/>
+              <w:bottom w:val="none" w:sz="0" w:space="0" w:color="FFFFFF"/>
+              <w:right w:val="none" w:sz="0" w:space="0" w:color="FFFFFF"/>
+            </w:tcBorders>
+            <w:shd w:val="clear" w:color="auto" w:fill="FFFFFF"/>
+            <w:tcMar>
+              <w:top w:w="80" w:type="dxa"/>
+              <w:left w:w="0" w:type="dxa"/>
+              <w:bottom w:w="80" w:type="dxa"/>
+              <w:right w:w="120" w:type="dxa"/>
+            </w:tcMar>
+          </w:tcPr>
+          <w:p>
+            <w:r>
+              <w:rPr>
+                <w:color w:val="000000"/>
+                <w:sz w:val="22"/>
+                <w:szCs w:val="22"/>
+              </w:rPr>
               <w:t>Barra espaciadora</w:t>
+            </w:r>
+          </w:p>
+        </w:tc>
+      </w:tr>
+      <w:tr>
+        <w:tc>
+          <w:tcPr>
+            <w:tcW w:w="3600" w:type="dxa"/>
+            <w:tcBorders>
+              <w:top w:val="none" w:sz="0" w:space="0" w:color="FFFFFF"/>
+              <w:left w:val="none" w:sz="0" w:space="0" w:color="FFFFFF"/>
+              <w:bottom w:val="none" w:sz="0" w:space="0" w:color="FFFFFF"/>
+              <w:right w:val="none" w:sz="0" w:space="0" w:color="FFFFFF"/>
+            </w:tcBorders>
+            <w:shd w:val="clear" w:color="auto" w:fill="FFFFFF"/>
+            <w:tcMar>
+              <w:top w:w="80" w:type="dxa"/>
+              <w:left w:w="0" w:type="dxa"/>
+              <w:bottom w:w="80" w:type="dxa"/>
+              <w:right w:w="120" w:type="dxa"/>
+            </w:tcMar>
+          </w:tcPr>
+          <w:p>
+            <w:pPr>
+              <w:rPr>
+                <w:color w:val="000000"/>
+                <w:sz w:val="22"/>
+                <w:szCs w:val="22"/>
+              </w:rPr>
+            </w:pPr>
+            <w:r>
+              <w:rPr>
+                <w:color w:val="000000"/>
+                <w:sz w:val="22"/>
+                <w:szCs w:val="22"/>
+              </w:rPr>
+              <w:t>cruz_experimental</w:t>
+            </w:r>
+            <w:r>
+              <w:rPr>
+                <w:color w:val="000000"/>
+                <w:sz w:val="22"/>
+                <w:szCs w:val="22"/>
+              </w:rPr>
+              <w:t xml:space="preserve"> (× 40)</w:t>
+            </w:r>
+          </w:p>
+        </w:tc>
+        <w:tc>
+          <w:tcPr>
+            <w:tcW w:w="2200" w:type="dxa"/>
+            <w:tcBorders>
+              <w:top w:val="none" w:sz="0" w:space="0" w:color="FFFFFF"/>
+              <w:left w:val="none" w:sz="0" w:space="0" w:color="FFFFFF"/>
+              <w:bottom w:val="none" w:sz="0" w:space="0" w:color="FFFFFF"/>
+              <w:right w:val="none" w:sz="0" w:space="0" w:color="FFFFFF"/>
+            </w:tcBorders>
+            <w:shd w:val="clear" w:color="auto" w:fill="FFFFFF"/>
+            <w:tcMar>
+              <w:top w:w="80" w:type="dxa"/>
+              <w:left w:w="0" w:type="dxa"/>
+              <w:bottom w:w="80" w:type="dxa"/>
+              <w:right w:w="120" w:type="dxa"/>
+            </w:tcMar>
+          </w:tcPr>
+          <w:p>
+            <w:pPr>
+              <w:rPr>
+                <w:color w:val="000000"/>
+                <w:sz w:val="22"/>
+                <w:szCs w:val="22"/>
+              </w:rPr>
+            </w:pPr>
+            <w:r>
+              <w:rPr>
+                <w:color w:val="000000"/>
+                <w:sz w:val="22"/>
+                <w:szCs w:val="22"/>
+              </w:rPr>
+              <w:t>500 ms</w:t>
+            </w:r>
+          </w:p>
+        </w:tc>
+        <w:tc>
+          <w:tcPr>
+            <w:tcW w:w="3226" w:type="dxa"/>
+            <w:tcBorders>
+              <w:top w:val="none" w:sz="0" w:space="0" w:color="FFFFFF"/>
+              <w:left w:val="none" w:sz="0" w:space="0" w:color="FFFFFF"/>
+              <w:bottom w:val="none" w:sz="0" w:space="0" w:color="FFFFFF"/>
+              <w:right w:val="none" w:sz="0" w:space="0" w:color="FFFFFF"/>
+            </w:tcBorders>
+            <w:shd w:val="clear" w:color="auto" w:fill="FFFFFF"/>
+            <w:tcMar>
+              <w:top w:w="80" w:type="dxa"/>
+              <w:left w:w="0" w:type="dxa"/>
+              <w:bottom w:w="80" w:type="dxa"/>
+              <w:right w:w="120" w:type="dxa"/>
+            </w:tcMar>
+          </w:tcPr>
+          <w:p>
+            <w:pPr>
+              <w:rPr>
+                <w:color w:val="000000"/>
+                <w:sz w:val="22"/>
+                <w:szCs w:val="22"/>
+              </w:rPr>
+            </w:pPr>
+            <w:r>
+              <w:rPr>
+                <w:color w:val="000000"/>
+                <w:sz w:val="22"/>
+                <w:szCs w:val="22"/>
+              </w:rPr>
+              <w:t>Automático</w:t>
             </w:r>
           </w:p>
         </w:tc>
@@ -1194,7 +1432,7 @@
           <w:sz w:val="20"/>
           <w:szCs w:val="20"/>
         </w:rPr>
-        <w:t>Las routines con duración 'Por trial' corresponden a loops controlados por respuesta del participante (forceEndRoutine = True). Las routines con avance automático no requieren componente Keyboard.</w:t>
+        <w:t>Las routines con duración 'Por trial' corresponden a loops controlados por respuesta del participante (forceEndRoutine = True). Las routines con avance automático no requieren componente Keyboard. Las routines cruz_practica y cruz_experimental muestran una cruz de fijación blanca mediante un componente Polygon (shape = cross, size = (0.05, 0.05)).</w:t>
       </w:r>
     </w:p>
     <w:p>
@@ -1498,6 +1736,7 @@
         </w:rPr>
         <w:t xml:space="preserve">Componente Text, duración = infinita. </w:t>
       </w:r>
+      <w:proofErr w:type="spellStart"/>
       <w:r>
         <w:rPr>
           <w:i/>
@@ -1507,7 +1746,43 @@
           <w:szCs w:val="20"/>
           <w:lang w:val="en-US"/>
         </w:rPr>
-        <w:t>Componente Keyboard: allowedKeys = ['space'].</w:t>
+        <w:t>Componente</w:t>
+      </w:r>
+      <w:proofErr w:type="spellEnd"/>
+      <w:r>
+        <w:rPr>
+          <w:i/>
+          <w:iCs/>
+          <w:color w:val="444444"/>
+          <w:sz w:val="20"/>
+          <w:szCs w:val="20"/>
+          <w:lang w:val="en-US"/>
+        </w:rPr>
+        <w:t xml:space="preserve"> Keyboard: </w:t>
+      </w:r>
+      <w:proofErr w:type="spellStart"/>
+      <w:r>
+        <w:rPr>
+          <w:i/>
+          <w:iCs/>
+          <w:color w:val="444444"/>
+          <w:sz w:val="20"/>
+          <w:szCs w:val="20"/>
+          <w:lang w:val="en-US"/>
+        </w:rPr>
+        <w:t>allowedKeys</w:t>
+      </w:r>
+      <w:proofErr w:type="spellEnd"/>
+      <w:r>
+        <w:rPr>
+          <w:i/>
+          <w:iCs/>
+          <w:color w:val="444444"/>
+          <w:sz w:val="20"/>
+          <w:szCs w:val="20"/>
+          <w:lang w:val="en-US"/>
+        </w:rPr>
+        <w:t xml:space="preserve"> = ['space'].</w:t>
       </w:r>
     </w:p>
     <w:p>
@@ -1527,6 +1802,7 @@
         </w:rPr>
         <w:t xml:space="preserve">2. </w:t>
       </w:r>
+      <w:proofErr w:type="spellStart"/>
       <w:r>
         <w:rPr>
           <w:b/>
@@ -1534,7 +1810,17 @@
           <w:color w:val="000000"/>
           <w:lang w:val="en-US"/>
         </w:rPr>
-        <w:t xml:space="preserve">instrucciones </w:t>
+        <w:t>instrucciones</w:t>
+      </w:r>
+      <w:proofErr w:type="spellEnd"/>
+      <w:r>
+        <w:rPr>
+          <w:b/>
+          <w:bCs/>
+          <w:color w:val="000000"/>
+          <w:lang w:val="en-US"/>
+        </w:rPr>
+        <w:t xml:space="preserve"> </w:t>
       </w:r>
       <w:r>
         <w:rPr>
@@ -2549,6 +2835,7 @@
         </w:rPr>
         <w:t xml:space="preserve">Componente Text, duración = infinita. </w:t>
       </w:r>
+      <w:proofErr w:type="spellStart"/>
       <w:r>
         <w:rPr>
           <w:i/>
@@ -2558,7 +2845,43 @@
           <w:szCs w:val="20"/>
           <w:lang w:val="en-US"/>
         </w:rPr>
-        <w:t>Componente Keyboard: allowedKeys = ['space'].</w:t>
+        <w:t>Componente</w:t>
+      </w:r>
+      <w:proofErr w:type="spellEnd"/>
+      <w:r>
+        <w:rPr>
+          <w:i/>
+          <w:iCs/>
+          <w:color w:val="444444"/>
+          <w:sz w:val="20"/>
+          <w:szCs w:val="20"/>
+          <w:lang w:val="en-US"/>
+        </w:rPr>
+        <w:t xml:space="preserve"> Keyboard: </w:t>
+      </w:r>
+      <w:proofErr w:type="spellStart"/>
+      <w:r>
+        <w:rPr>
+          <w:i/>
+          <w:iCs/>
+          <w:color w:val="444444"/>
+          <w:sz w:val="20"/>
+          <w:szCs w:val="20"/>
+          <w:lang w:val="en-US"/>
+        </w:rPr>
+        <w:t>allowedKeys</w:t>
+      </w:r>
+      <w:proofErr w:type="spellEnd"/>
+      <w:r>
+        <w:rPr>
+          <w:i/>
+          <w:iCs/>
+          <w:color w:val="444444"/>
+          <w:sz w:val="20"/>
+          <w:szCs w:val="20"/>
+          <w:lang w:val="en-US"/>
+        </w:rPr>
+        <w:t xml:space="preserve"> = ['space'].</w:t>
       </w:r>
     </w:p>
     <w:p>
@@ -2576,8 +2899,19 @@
           <w:color w:val="000000"/>
           <w:lang w:val="en-US"/>
         </w:rPr>
-        <w:t>7. fin_experimento</w:t>
-      </w:r>
+        <w:t xml:space="preserve">7. </w:t>
+      </w:r>
+      <w:proofErr w:type="spellStart"/>
+      <w:r>
+        <w:rPr>
+          <w:b/>
+          <w:bCs/>
+          <w:color w:val="000000"/>
+          <w:lang w:val="en-US"/>
+        </w:rPr>
+        <w:t>fin_experimento</w:t>
+      </w:r>
+      <w:proofErr w:type="spellEnd"/>
     </w:p>
     <w:p>
       <w:pPr>
@@ -2725,7 +3059,7 @@
 </file>
 
 <file path=word/endnotes.xml><?xml version="1.0" encoding="utf-8"?>
-<w:endnotes xmlns:wpc="http://schemas.microsoft.com/office/word/2010/wordprocessingCanvas" xmlns:cx="http://schemas.microsoft.com/office/drawing/2014/chartex" xmlns:cx1="http://schemas.microsoft.com/office/drawing/2015/9/8/chartex" xmlns:cx2="http://schemas.microsoft.com/office/drawing/2015/10/21/chartex" xmlns:cx3="http://schemas.microsoft.com/office/drawing/2016/5/9/chartex" xmlns:cx4="http://schemas.microsoft.com/office/drawing/2016/5/10/chartex" xmlns:cx5="http://schemas.microsoft.com/office/drawing/2016/5/11/chartex" xmlns:cx6="http://schemas.microsoft.com/office/drawing/2016/5/12/chartex" xmlns:cx7="http://schemas.microsoft.com/office/drawing/2016/5/13/chartex" xmlns:cx8="http://schemas.microsoft.com/office/drawing/2016/5/14/chartex" xmlns:mc="http://schemas.openxmlformats.org/markup-compatibility/2006" xmlns:aink="http://schemas.microsoft.com/office/drawing/2016/ink" xmlns:am3d="http://schemas.microsoft.com/office/drawing/2017/model3d" xmlns:o="urn:schemas-microsoft-com:office:office" xmlns:oel="http://schemas.microsoft.com/office/2019/extlst" xmlns:r="http://schemas.openxmlformats.org/officeDocument/2006/relationships" xmlns:m="http://schemas.openxmlformats.org/officeDocument/2006/math" xmlns:v="urn:schemas-microsoft-com:vml" xmlns:wp14="http://schemas.microsoft.com/office/word/2010/wordprocessingDrawing" xmlns:wp="http://schemas.openxmlformats.org/drawingml/2006/wordprocessingDrawing" xmlns:w10="urn:schemas-microsoft-com:office:word" xmlns:w="http://schemas.openxmlformats.org/wordprocessingml/2006/main" xmlns:w14="http://schemas.microsoft.com/office/word/2010/wordml" xmlns:w15="http://schemas.microsoft.com/office/word/2012/wordml" xmlns:w16cex="http://schemas.microsoft.com/office/word/2018/wordml/cex" xmlns:w16cid="http://schemas.microsoft.com/office/word/2016/wordml/cid" xmlns:w16="http://schemas.microsoft.com/office/word/2018/wordml" xmlns:w16du="http://schemas.microsoft.com/office/word/2023/wordml/word16du" xmlns:w16sdtdh="http://schemas.microsoft.com/office/word/2020/wordml/sdtdatahash" xmlns:w16sdtfl="http://schemas.microsoft.com/office/word/2024/wordml/sdtformatlock" xmlns:w16se="http://schemas.microsoft.com/office/word/2015/wordml/symex" xmlns:wpg="http://schemas.microsoft.com/office/word/2010/wordprocessingGroup" xmlns:wpi="http://schemas.microsoft.com/office/word/2010/wordprocessingInk" xmlns:wne="http://schemas.microsoft.com/office/word/2006/wordml" xmlns:wps="http://schemas.microsoft.com/office/word/2010/wordprocessingShape" mc:Ignorable="w14 w15 w16se w16cid w16 w16cex w16sdtdh w16sdtfl w16du wp14">
+<w:endnotes xmlns:wpc="http://schemas.microsoft.com/office/word/2010/wordprocessingCanvas" xmlns:cx="http://schemas.microsoft.com/office/drawing/2014/chartex" xmlns:cx1="http://schemas.microsoft.com/office/drawing/2015/9/8/chartex" xmlns:cx2="http://schemas.microsoft.com/office/drawing/2015/10/21/chartex" xmlns:cx3="http://schemas.microsoft.com/office/drawing/2016/5/9/chartex" xmlns:cx4="http://schemas.microsoft.com/office/drawing/2016/5/10/chartex" xmlns:cx5="http://schemas.microsoft.com/office/drawing/2016/5/11/chartex" xmlns:cx6="http://schemas.microsoft.com/office/drawing/2016/5/12/chartex" xmlns:cx7="http://schemas.microsoft.com/office/drawing/2016/5/13/chartex" xmlns:cx8="http://schemas.microsoft.com/office/drawing/2016/5/14/chartex" xmlns:mc="http://schemas.openxmlformats.org/markup-compatibility/2006" xmlns:m="http://schemas.openxmlformats.org/officeDocument/2006/math" xmlns:aink="http://schemas.microsoft.com/office/drawing/2016/ink" xmlns:am3d="http://schemas.microsoft.com/office/drawing/2017/model3d" xmlns:oel="http://schemas.microsoft.com/office/2019/extlst" xmlns:r="http://schemas.openxmlformats.org/officeDocument/2006/relationships" xmlns:wp14="http://schemas.microsoft.com/office/word/2010/wordprocessingDrawing" xmlns:wp="http://schemas.openxmlformats.org/drawingml/2006/wordprocessingDrawing" xmlns:wpg="http://schemas.microsoft.com/office/word/2010/wordprocessingGroup" xmlns:wpi="http://schemas.microsoft.com/office/word/2010/wordprocessingInk" xmlns:wps="http://schemas.microsoft.com/office/word/2010/wordprocessingShape" xmlns:o="urn:schemas-microsoft-com:office:office" xmlns:v="urn:schemas-microsoft-com:vml" xmlns:w10="urn:schemas-microsoft-com:office:word" xmlns:w="http://schemas.openxmlformats.org/wordprocessingml/2006/main" xmlns:w14="http://schemas.microsoft.com/office/word/2010/wordml" xmlns:w15="http://schemas.microsoft.com/office/word/2012/wordml" xmlns:w16cex="http://schemas.microsoft.com/office/word/2018/wordml/cex" xmlns:w16cid="http://schemas.microsoft.com/office/word/2016/wordml/cid" xmlns:w16="http://schemas.microsoft.com/office/word/2018/wordml" xmlns:w16sdtdh="http://schemas.microsoft.com/office/word/2020/wordml/sdtdatahash" xmlns:w16sdtfl="http://schemas.microsoft.com/office/word/2024/wordml/sdtformatlock" xmlns:w16se="http://schemas.microsoft.com/office/word/2015/wordml/symex" xmlns:w16du="http://schemas.microsoft.com/office/word/2023/wordml/word16du" xmlns:wne="http://schemas.microsoft.com/office/word/2006/wordml" mc:Ignorable="w14 w15 w16se w16cid w16 w16cex w16sdtdh w16sdtfl w16du wp14">
   <w:endnote w:type="separator" w:id="-1">
     <w:p>
       <w:r>
@@ -2744,7 +3078,7 @@
 </file>
 
 <file path=word/footer1.xml><?xml version="1.0" encoding="utf-8"?>
-<w:ftr xmlns:wpc="http://schemas.microsoft.com/office/word/2010/wordprocessingCanvas" xmlns:cx="http://schemas.microsoft.com/office/drawing/2014/chartex" xmlns:cx1="http://schemas.microsoft.com/office/drawing/2015/9/8/chartex" xmlns:cx2="http://schemas.microsoft.com/office/drawing/2015/10/21/chartex" xmlns:cx3="http://schemas.microsoft.com/office/drawing/2016/5/9/chartex" xmlns:cx4="http://schemas.microsoft.com/office/drawing/2016/5/10/chartex" xmlns:cx5="http://schemas.microsoft.com/office/drawing/2016/5/11/chartex" xmlns:cx6="http://schemas.microsoft.com/office/drawing/2016/5/12/chartex" xmlns:cx7="http://schemas.microsoft.com/office/drawing/2016/5/13/chartex" xmlns:cx8="http://schemas.microsoft.com/office/drawing/2016/5/14/chartex" xmlns:mc="http://schemas.openxmlformats.org/markup-compatibility/2006" xmlns:aink="http://schemas.microsoft.com/office/drawing/2016/ink" xmlns:am3d="http://schemas.microsoft.com/office/drawing/2017/model3d" xmlns:o="urn:schemas-microsoft-com:office:office" xmlns:oel="http://schemas.microsoft.com/office/2019/extlst" xmlns:r="http://schemas.openxmlformats.org/officeDocument/2006/relationships" xmlns:m="http://schemas.openxmlformats.org/officeDocument/2006/math" xmlns:v="urn:schemas-microsoft-com:vml" xmlns:wp14="http://schemas.microsoft.com/office/word/2010/wordprocessingDrawing" xmlns:wp="http://schemas.openxmlformats.org/drawingml/2006/wordprocessingDrawing" xmlns:w10="urn:schemas-microsoft-com:office:word" xmlns:w="http://schemas.openxmlformats.org/wordprocessingml/2006/main" xmlns:w14="http://schemas.microsoft.com/office/word/2010/wordml" xmlns:w15="http://schemas.microsoft.com/office/word/2012/wordml" xmlns:w16cex="http://schemas.microsoft.com/office/word/2018/wordml/cex" xmlns:w16cid="http://schemas.microsoft.com/office/word/2016/wordml/cid" xmlns:w16="http://schemas.microsoft.com/office/word/2018/wordml" xmlns:w16du="http://schemas.microsoft.com/office/word/2023/wordml/word16du" xmlns:w16sdtdh="http://schemas.microsoft.com/office/word/2020/wordml/sdtdatahash" xmlns:w16sdtfl="http://schemas.microsoft.com/office/word/2024/wordml/sdtformatlock" xmlns:w16se="http://schemas.microsoft.com/office/word/2015/wordml/symex" xmlns:wpg="http://schemas.microsoft.com/office/word/2010/wordprocessingGroup" xmlns:wpi="http://schemas.microsoft.com/office/word/2010/wordprocessingInk" xmlns:wne="http://schemas.microsoft.com/office/word/2006/wordml" xmlns:wps="http://schemas.microsoft.com/office/word/2010/wordprocessingShape" mc:Ignorable="w14 w15 w16se w16cid w16 w16cex w16sdtdh w16sdtfl w16du wp14">
+<w:ftr xmlns:wpc="http://schemas.microsoft.com/office/word/2010/wordprocessingCanvas" xmlns:cx="http://schemas.microsoft.com/office/drawing/2014/chartex" xmlns:cx1="http://schemas.microsoft.com/office/drawing/2015/9/8/chartex" xmlns:cx2="http://schemas.microsoft.com/office/drawing/2015/10/21/chartex" xmlns:cx3="http://schemas.microsoft.com/office/drawing/2016/5/9/chartex" xmlns:cx4="http://schemas.microsoft.com/office/drawing/2016/5/10/chartex" xmlns:cx5="http://schemas.microsoft.com/office/drawing/2016/5/11/chartex" xmlns:cx6="http://schemas.microsoft.com/office/drawing/2016/5/12/chartex" xmlns:cx7="http://schemas.microsoft.com/office/drawing/2016/5/13/chartex" xmlns:cx8="http://schemas.microsoft.com/office/drawing/2016/5/14/chartex" xmlns:mc="http://schemas.openxmlformats.org/markup-compatibility/2006" xmlns:m="http://schemas.openxmlformats.org/officeDocument/2006/math" xmlns:aink="http://schemas.microsoft.com/office/drawing/2016/ink" xmlns:am3d="http://schemas.microsoft.com/office/drawing/2017/model3d" xmlns:oel="http://schemas.microsoft.com/office/2019/extlst" xmlns:r="http://schemas.openxmlformats.org/officeDocument/2006/relationships" xmlns:wp14="http://schemas.microsoft.com/office/word/2010/wordprocessingDrawing" xmlns:wp="http://schemas.openxmlformats.org/drawingml/2006/wordprocessingDrawing" xmlns:wpg="http://schemas.microsoft.com/office/word/2010/wordprocessingGroup" xmlns:wpi="http://schemas.microsoft.com/office/word/2010/wordprocessingInk" xmlns:wps="http://schemas.microsoft.com/office/word/2010/wordprocessingShape" xmlns:o="urn:schemas-microsoft-com:office:office" xmlns:v="urn:schemas-microsoft-com:vml" xmlns:w10="urn:schemas-microsoft-com:office:word" xmlns:w="http://schemas.openxmlformats.org/wordprocessingml/2006/main" xmlns:w14="http://schemas.microsoft.com/office/word/2010/wordml" xmlns:w15="http://schemas.microsoft.com/office/word/2012/wordml" xmlns:w16cex="http://schemas.microsoft.com/office/word/2018/wordml/cex" xmlns:w16cid="http://schemas.microsoft.com/office/word/2016/wordml/cid" xmlns:w16="http://schemas.microsoft.com/office/word/2018/wordml" xmlns:w16sdtdh="http://schemas.microsoft.com/office/word/2020/wordml/sdtdatahash" xmlns:w16sdtfl="http://schemas.microsoft.com/office/word/2024/wordml/sdtformatlock" xmlns:w16se="http://schemas.microsoft.com/office/word/2015/wordml/symex" xmlns:w16du="http://schemas.microsoft.com/office/word/2023/wordml/word16du" xmlns:wne="http://schemas.microsoft.com/office/word/2006/wordml" mc:Ignorable="w14 w15 w16se w16cid w16 w16cex w16sdtdh w16sdtfl w16du wp14">
   <w:p>
     <w:pPr>
       <w:jc w:val="right"/>
@@ -2795,7 +3129,7 @@
 </file>
 
 <file path=word/footnotes.xml><?xml version="1.0" encoding="utf-8"?>
-<w:footnotes xmlns:wpc="http://schemas.microsoft.com/office/word/2010/wordprocessingCanvas" xmlns:cx="http://schemas.microsoft.com/office/drawing/2014/chartex" xmlns:cx1="http://schemas.microsoft.com/office/drawing/2015/9/8/chartex" xmlns:cx2="http://schemas.microsoft.com/office/drawing/2015/10/21/chartex" xmlns:cx3="http://schemas.microsoft.com/office/drawing/2016/5/9/chartex" xmlns:cx4="http://schemas.microsoft.com/office/drawing/2016/5/10/chartex" xmlns:cx5="http://schemas.microsoft.com/office/drawing/2016/5/11/chartex" xmlns:cx6="http://schemas.microsoft.com/office/drawing/2016/5/12/chartex" xmlns:cx7="http://schemas.microsoft.com/office/drawing/2016/5/13/chartex" xmlns:cx8="http://schemas.microsoft.com/office/drawing/2016/5/14/chartex" xmlns:mc="http://schemas.openxmlformats.org/markup-compatibility/2006" xmlns:aink="http://schemas.microsoft.com/office/drawing/2016/ink" xmlns:am3d="http://schemas.microsoft.com/office/drawing/2017/model3d" xmlns:o="urn:schemas-microsoft-com:office:office" xmlns:oel="http://schemas.microsoft.com/office/2019/extlst" xmlns:r="http://schemas.openxmlformats.org/officeDocument/2006/relationships" xmlns:m="http://schemas.openxmlformats.org/officeDocument/2006/math" xmlns:v="urn:schemas-microsoft-com:vml" xmlns:wp14="http://schemas.microsoft.com/office/word/2010/wordprocessingDrawing" xmlns:wp="http://schemas.openxmlformats.org/drawingml/2006/wordprocessingDrawing" xmlns:w10="urn:schemas-microsoft-com:office:word" xmlns:w="http://schemas.openxmlformats.org/wordprocessingml/2006/main" xmlns:w14="http://schemas.microsoft.com/office/word/2010/wordml" xmlns:w15="http://schemas.microsoft.com/office/word/2012/wordml" xmlns:w16cex="http://schemas.microsoft.com/office/word/2018/wordml/cex" xmlns:w16cid="http://schemas.microsoft.com/office/word/2016/wordml/cid" xmlns:w16="http://schemas.microsoft.com/office/word/2018/wordml" xmlns:w16du="http://schemas.microsoft.com/office/word/2023/wordml/word16du" xmlns:w16sdtdh="http://schemas.microsoft.com/office/word/2020/wordml/sdtdatahash" xmlns:w16sdtfl="http://schemas.microsoft.com/office/word/2024/wordml/sdtformatlock" xmlns:w16se="http://schemas.microsoft.com/office/word/2015/wordml/symex" xmlns:wpg="http://schemas.microsoft.com/office/word/2010/wordprocessingGroup" xmlns:wpi="http://schemas.microsoft.com/office/word/2010/wordprocessingInk" xmlns:wne="http://schemas.microsoft.com/office/word/2006/wordml" xmlns:wps="http://schemas.microsoft.com/office/word/2010/wordprocessingShape" mc:Ignorable="w14 w15 w16se w16cid w16 w16cex w16sdtdh w16sdtfl w16du wp14">
+<w:footnotes xmlns:wpc="http://schemas.microsoft.com/office/word/2010/wordprocessingCanvas" xmlns:cx="http://schemas.microsoft.com/office/drawing/2014/chartex" xmlns:cx1="http://schemas.microsoft.com/office/drawing/2015/9/8/chartex" xmlns:cx2="http://schemas.microsoft.com/office/drawing/2015/10/21/chartex" xmlns:cx3="http://schemas.microsoft.com/office/drawing/2016/5/9/chartex" xmlns:cx4="http://schemas.microsoft.com/office/drawing/2016/5/10/chartex" xmlns:cx5="http://schemas.microsoft.com/office/drawing/2016/5/11/chartex" xmlns:cx6="http://schemas.microsoft.com/office/drawing/2016/5/12/chartex" xmlns:cx7="http://schemas.microsoft.com/office/drawing/2016/5/13/chartex" xmlns:cx8="http://schemas.microsoft.com/office/drawing/2016/5/14/chartex" xmlns:mc="http://schemas.openxmlformats.org/markup-compatibility/2006" xmlns:m="http://schemas.openxmlformats.org/officeDocument/2006/math" xmlns:aink="http://schemas.microsoft.com/office/drawing/2016/ink" xmlns:am3d="http://schemas.microsoft.com/office/drawing/2017/model3d" xmlns:oel="http://schemas.microsoft.com/office/2019/extlst" xmlns:r="http://schemas.openxmlformats.org/officeDocument/2006/relationships" xmlns:wp14="http://schemas.microsoft.com/office/word/2010/wordprocessingDrawing" xmlns:wp="http://schemas.openxmlformats.org/drawingml/2006/wordprocessingDrawing" xmlns:wpg="http://schemas.microsoft.com/office/word/2010/wordprocessingGroup" xmlns:wpi="http://schemas.microsoft.com/office/word/2010/wordprocessingInk" xmlns:wps="http://schemas.microsoft.com/office/word/2010/wordprocessingShape" xmlns:o="urn:schemas-microsoft-com:office:office" xmlns:v="urn:schemas-microsoft-com:vml" xmlns:w10="urn:schemas-microsoft-com:office:word" xmlns:w="http://schemas.openxmlformats.org/wordprocessingml/2006/main" xmlns:w14="http://schemas.microsoft.com/office/word/2010/wordml" xmlns:w15="http://schemas.microsoft.com/office/word/2012/wordml" xmlns:w16cex="http://schemas.microsoft.com/office/word/2018/wordml/cex" xmlns:w16cid="http://schemas.microsoft.com/office/word/2016/wordml/cid" xmlns:w16="http://schemas.microsoft.com/office/word/2018/wordml" xmlns:w16sdtdh="http://schemas.microsoft.com/office/word/2020/wordml/sdtdatahash" xmlns:w16sdtfl="http://schemas.microsoft.com/office/word/2024/wordml/sdtformatlock" xmlns:w16se="http://schemas.microsoft.com/office/word/2015/wordml/symex" xmlns:w16du="http://schemas.microsoft.com/office/word/2023/wordml/word16du" xmlns:wne="http://schemas.microsoft.com/office/word/2006/wordml" mc:Ignorable="w14 w15 w16se w16cid w16 w16cex w16sdtdh w16sdtfl w16du wp14">
   <w:footnote w:type="separator" w:id="-1">
     <w:p>
       <w:r>
@@ -2814,7 +3148,7 @@
 </file>
 
 <file path=word/numbering.xml><?xml version="1.0" encoding="utf-8"?>
-<w:numbering xmlns:wpc="http://schemas.microsoft.com/office/word/2010/wordprocessingCanvas" xmlns:cx="http://schemas.microsoft.com/office/drawing/2014/chartex" xmlns:cx1="http://schemas.microsoft.com/office/drawing/2015/9/8/chartex" xmlns:cx2="http://schemas.microsoft.com/office/drawing/2015/10/21/chartex" xmlns:cx3="http://schemas.microsoft.com/office/drawing/2016/5/9/chartex" xmlns:cx4="http://schemas.microsoft.com/office/drawing/2016/5/10/chartex" xmlns:cx5="http://schemas.microsoft.com/office/drawing/2016/5/11/chartex" xmlns:cx6="http://schemas.microsoft.com/office/drawing/2016/5/12/chartex" xmlns:cx7="http://schemas.microsoft.com/office/drawing/2016/5/13/chartex" xmlns:cx8="http://schemas.microsoft.com/office/drawing/2016/5/14/chartex" xmlns:mc="http://schemas.openxmlformats.org/markup-compatibility/2006" xmlns:aink="http://schemas.microsoft.com/office/drawing/2016/ink" xmlns:am3d="http://schemas.microsoft.com/office/drawing/2017/model3d" xmlns:o="urn:schemas-microsoft-com:office:office" xmlns:oel="http://schemas.microsoft.com/office/2019/extlst" xmlns:r="http://schemas.openxmlformats.org/officeDocument/2006/relationships" xmlns:m="http://schemas.openxmlformats.org/officeDocument/2006/math" xmlns:v="urn:schemas-microsoft-com:vml" xmlns:wp14="http://schemas.microsoft.com/office/word/2010/wordprocessingDrawing" xmlns:wp="http://schemas.openxmlformats.org/drawingml/2006/wordprocessingDrawing" xmlns:w10="urn:schemas-microsoft-com:office:word" xmlns:w="http://schemas.openxmlformats.org/wordprocessingml/2006/main" xmlns:w14="http://schemas.microsoft.com/office/word/2010/wordml" xmlns:w15="http://schemas.microsoft.com/office/word/2012/wordml" xmlns:w16cex="http://schemas.microsoft.com/office/word/2018/wordml/cex" xmlns:w16cid="http://schemas.microsoft.com/office/word/2016/wordml/cid" xmlns:w16="http://schemas.microsoft.com/office/word/2018/wordml" xmlns:w16du="http://schemas.microsoft.com/office/word/2023/wordml/word16du" xmlns:w16sdtdh="http://schemas.microsoft.com/office/word/2020/wordml/sdtdatahash" xmlns:w16sdtfl="http://schemas.microsoft.com/office/word/2024/wordml/sdtformatlock" xmlns:w16se="http://schemas.microsoft.com/office/word/2015/wordml/symex" xmlns:wpg="http://schemas.microsoft.com/office/word/2010/wordprocessingGroup" xmlns:wpi="http://schemas.microsoft.com/office/word/2010/wordprocessingInk" xmlns:wne="http://schemas.microsoft.com/office/word/2006/wordml" xmlns:wps="http://schemas.microsoft.com/office/word/2010/wordprocessingShape" mc:Ignorable="w14 w15 w16se w16cid w16 w16cex w16sdtdh w16sdtfl w16du wp14">
+<w:numbering xmlns:wpc="http://schemas.microsoft.com/office/word/2010/wordprocessingCanvas" xmlns:cx="http://schemas.microsoft.com/office/drawing/2014/chartex" xmlns:cx1="http://schemas.microsoft.com/office/drawing/2015/9/8/chartex" xmlns:cx2="http://schemas.microsoft.com/office/drawing/2015/10/21/chartex" xmlns:cx3="http://schemas.microsoft.com/office/drawing/2016/5/9/chartex" xmlns:cx4="http://schemas.microsoft.com/office/drawing/2016/5/10/chartex" xmlns:cx5="http://schemas.microsoft.com/office/drawing/2016/5/11/chartex" xmlns:cx6="http://schemas.microsoft.com/office/drawing/2016/5/12/chartex" xmlns:cx7="http://schemas.microsoft.com/office/drawing/2016/5/13/chartex" xmlns:cx8="http://schemas.microsoft.com/office/drawing/2016/5/14/chartex" xmlns:mc="http://schemas.openxmlformats.org/markup-compatibility/2006" xmlns:m="http://schemas.openxmlformats.org/officeDocument/2006/math" xmlns:aink="http://schemas.microsoft.com/office/drawing/2016/ink" xmlns:am3d="http://schemas.microsoft.com/office/drawing/2017/model3d" xmlns:oel="http://schemas.microsoft.com/office/2019/extlst" xmlns:r="http://schemas.openxmlformats.org/officeDocument/2006/relationships" xmlns:wp14="http://schemas.microsoft.com/office/word/2010/wordprocessingDrawing" xmlns:wp="http://schemas.openxmlformats.org/drawingml/2006/wordprocessingDrawing" xmlns:wpg="http://schemas.microsoft.com/office/word/2010/wordprocessingGroup" xmlns:wpi="http://schemas.microsoft.com/office/word/2010/wordprocessingInk" xmlns:wps="http://schemas.microsoft.com/office/word/2010/wordprocessingShape" xmlns:o="urn:schemas-microsoft-com:office:office" xmlns:v="urn:schemas-microsoft-com:vml" xmlns:w10="urn:schemas-microsoft-com:office:word" xmlns:w="http://schemas.openxmlformats.org/wordprocessingml/2006/main" xmlns:w14="http://schemas.microsoft.com/office/word/2010/wordml" xmlns:w15="http://schemas.microsoft.com/office/word/2012/wordml" xmlns:w16cex="http://schemas.microsoft.com/office/word/2018/wordml/cex" xmlns:w16cid="http://schemas.microsoft.com/office/word/2016/wordml/cid" xmlns:w16="http://schemas.microsoft.com/office/word/2018/wordml" xmlns:w16sdtdh="http://schemas.microsoft.com/office/word/2020/wordml/sdtdatahash" xmlns:w16sdtfl="http://schemas.microsoft.com/office/word/2024/wordml/sdtformatlock" xmlns:w16se="http://schemas.microsoft.com/office/word/2015/wordml/symex" xmlns:w16du="http://schemas.microsoft.com/office/word/2023/wordml/word16du" xmlns:wne="http://schemas.microsoft.com/office/word/2006/wordml" mc:Ignorable="w14 w15 w16se w16cid w16 w16cex w16sdtdh w16sdtfl w16du wp14">
   <w:abstractNum w:abstractNumId="0" w15:restartNumberingAfterBreak="0">
     <w:nsid w:val="32540B36"/>
     <w:multiLevelType w:val="hybridMultilevel"/>
@@ -2911,7 +3245,7 @@
 </file>
 
 <file path=word/styles.xml><?xml version="1.0" encoding="utf-8"?>
-<w:styles xmlns:mc="http://schemas.openxmlformats.org/markup-compatibility/2006" xmlns:r="http://schemas.openxmlformats.org/officeDocument/2006/relationships" xmlns:w="http://schemas.openxmlformats.org/wordprocessingml/2006/main" xmlns:w14="http://schemas.microsoft.com/office/word/2010/wordml" xmlns:w15="http://schemas.microsoft.com/office/word/2012/wordml" xmlns:w16cex="http://schemas.microsoft.com/office/word/2018/wordml/cex" xmlns:w16cid="http://schemas.microsoft.com/office/word/2016/wordml/cid" xmlns:w16="http://schemas.microsoft.com/office/word/2018/wordml" xmlns:w16du="http://schemas.microsoft.com/office/word/2023/wordml/word16du" xmlns:w16sdtdh="http://schemas.microsoft.com/office/word/2020/wordml/sdtdatahash" xmlns:w16sdtfl="http://schemas.microsoft.com/office/word/2024/wordml/sdtformatlock" xmlns:w16se="http://schemas.microsoft.com/office/word/2015/wordml/symex" mc:Ignorable="w14 w15 w16se w16cid w16 w16cex w16sdtdh w16sdtfl w16du">
+<w:styles xmlns:mc="http://schemas.openxmlformats.org/markup-compatibility/2006" xmlns:r="http://schemas.openxmlformats.org/officeDocument/2006/relationships" xmlns:w="http://schemas.openxmlformats.org/wordprocessingml/2006/main" xmlns:w14="http://schemas.microsoft.com/office/word/2010/wordml" xmlns:w15="http://schemas.microsoft.com/office/word/2012/wordml" xmlns:w16cex="http://schemas.microsoft.com/office/word/2018/wordml/cex" xmlns:w16cid="http://schemas.microsoft.com/office/word/2016/wordml/cid" xmlns:w16="http://schemas.microsoft.com/office/word/2018/wordml" xmlns:w16sdtdh="http://schemas.microsoft.com/office/word/2020/wordml/sdtdatahash" xmlns:w16sdtfl="http://schemas.microsoft.com/office/word/2024/wordml/sdtformatlock" xmlns:w16se="http://schemas.microsoft.com/office/word/2015/wordml/symex" xmlns:w16du="http://schemas.microsoft.com/office/word/2023/wordml/word16du" mc:Ignorable="w14 w15 w16se w16cid w16 w16cex w16sdtdh w16sdtfl w16du">
   <w:docDefaults>
     <w:rPrDefault>
       <w:rPr>
